--- a/invitedChapter_AssociativeLearning_10102026.docx
+++ b/invitedChapter_AssociativeLearning_10102026.docx
@@ -52,33 +52,6 @@
           <w:szCs w:val="24"/>
         </w:rPr>
       </w:pPr>
-    </w:p>
-    <w:p>
-      <w:pPr>
-        <w:contextualSpacing/>
-        <w:jc w:val="center"/>
-        <w:rPr>
-          <w:rFonts w:ascii="Times New Roman" w:hAnsi="Times New Roman" w:cs="Times New Roman"/>
-          <w:sz w:val="24"/>
-          <w:szCs w:val="24"/>
-        </w:rPr>
-      </w:pPr>
-      <w:r>
-        <w:rPr>
-          <w:rFonts w:ascii="Times New Roman" w:hAnsi="Times New Roman" w:cs="Times New Roman"/>
-          <w:sz w:val="24"/>
-          <w:szCs w:val="24"/>
-        </w:rPr>
-        <w:t xml:space="preserve">Chapter </w:t>
-      </w:r>
-      <w:r>
-        <w:rPr>
-          <w:rFonts w:ascii="Times New Roman" w:hAnsi="Times New Roman" w:cs="Times New Roman"/>
-          <w:sz w:val="24"/>
-          <w:szCs w:val="24"/>
-        </w:rPr>
-        <w:t>#</w:t>
-      </w:r>
     </w:p>
     <w:p>
       <w:pPr>
@@ -295,43 +268,7 @@
           <w:szCs w:val="24"/>
         </w:rPr>
         <w:lastRenderedPageBreak/>
-        <w:t>We have gathered evidence for what I would like to call the “law of uphill analysis and downhill invention.” What I mean is this</w:t>
-      </w:r>
-      <w:proofErr w:type="gramStart"/>
-      <w:r>
-        <w:rPr>
-          <w:rFonts w:ascii="Times New Roman" w:hAnsi="Times New Roman" w:cs="Times New Roman"/>
-          <w:sz w:val="24"/>
-          <w:szCs w:val="24"/>
-        </w:rPr>
-        <w:t>. . . .</w:t>
-      </w:r>
-      <w:proofErr w:type="gramEnd"/>
-      <w:r>
-        <w:rPr>
-          <w:rFonts w:ascii="Times New Roman" w:hAnsi="Times New Roman" w:cs="Times New Roman"/>
-          <w:sz w:val="24"/>
-          <w:szCs w:val="24"/>
-        </w:rPr>
-        <w:t xml:space="preserve"> Analysis is more difficult than invention in the sense in which, generally, induction takes more time to perform than deduction: in induction one has to search for the way, whereas in deduction one follows a straightforward path. (</w:t>
-      </w:r>
-      <w:proofErr w:type="spellStart"/>
-      <w:r>
-        <w:rPr>
-          <w:rFonts w:ascii="Times New Roman" w:hAnsi="Times New Roman" w:cs="Times New Roman"/>
-          <w:sz w:val="24"/>
-          <w:szCs w:val="24"/>
-        </w:rPr>
-        <w:t>Braitenberg</w:t>
-      </w:r>
-      <w:proofErr w:type="spellEnd"/>
-      <w:r>
-        <w:rPr>
-          <w:rFonts w:ascii="Times New Roman" w:hAnsi="Times New Roman" w:cs="Times New Roman"/>
-          <w:sz w:val="24"/>
-          <w:szCs w:val="24"/>
-        </w:rPr>
-        <w:t>, 1984, p. 20)</w:t>
+        <w:t>We have gathered evidence for what I would like to call the “law of uphill analysis and downhill invention.” What I mean is this. . . . Analysis is more difficult than invention in the sense in which, generally, induction takes more time to perform than deduction: in induction one has to search for the way, whereas in deduction one follows a straightforward path. (Braitenberg, 1984, p. 20)</w:t>
       </w:r>
       <w:r>
         <w:rPr>
@@ -807,41 +744,7 @@
           <w:sz w:val="24"/>
           <w:szCs w:val="24"/>
         </w:rPr>
-        <w:t xml:space="preserve"> </w:t>
-      </w:r>
-      <w:proofErr w:type="spellStart"/>
-      <w:r>
-        <w:rPr>
-          <w:rFonts w:ascii="Times New Roman" w:hAnsi="Times New Roman" w:cs="Times New Roman"/>
-          <w:sz w:val="24"/>
-          <w:szCs w:val="24"/>
-        </w:rPr>
-        <w:t>Braitenberg</w:t>
-      </w:r>
-      <w:proofErr w:type="spellEnd"/>
-      <w:r>
-        <w:rPr>
-          <w:rFonts w:ascii="Times New Roman" w:hAnsi="Times New Roman" w:cs="Times New Roman"/>
-          <w:sz w:val="24"/>
-          <w:szCs w:val="24"/>
-        </w:rPr>
-        <w:t xml:space="preserve"> discusse</w:t>
-      </w:r>
-      <w:r>
-        <w:rPr>
-          <w:rFonts w:ascii="Times New Roman" w:hAnsi="Times New Roman" w:cs="Times New Roman"/>
-          <w:sz w:val="24"/>
-          <w:szCs w:val="24"/>
-        </w:rPr>
-        <w:t>s</w:t>
-      </w:r>
-      <w:r>
-        <w:rPr>
-          <w:rFonts w:ascii="Times New Roman" w:hAnsi="Times New Roman" w:cs="Times New Roman"/>
-          <w:sz w:val="24"/>
-          <w:szCs w:val="24"/>
-        </w:rPr>
-        <w:t xml:space="preserve"> </w:t>
+        <w:t xml:space="preserve"> Braitenberg discusses </w:t>
       </w:r>
       <w:r>
         <w:rPr>
@@ -915,23 +818,7 @@
           <w:sz w:val="24"/>
           <w:szCs w:val="24"/>
         </w:rPr>
-        <w:t>descriptions</w:t>
-      </w:r>
-      <w:r>
-        <w:rPr>
-          <w:rFonts w:ascii="Times New Roman" w:hAnsi="Times New Roman" w:cs="Times New Roman"/>
-          <w:sz w:val="24"/>
-          <w:szCs w:val="24"/>
-        </w:rPr>
-        <w:t xml:space="preserve"> </w:t>
-      </w:r>
-      <w:r>
-        <w:rPr>
-          <w:rFonts w:ascii="Times New Roman" w:hAnsi="Times New Roman" w:cs="Times New Roman"/>
-          <w:sz w:val="24"/>
-          <w:szCs w:val="24"/>
-        </w:rPr>
-        <w:t>are not necessary</w:t>
+        <w:t>descriptions are not necessary</w:t>
       </w:r>
       <w:r>
         <w:rPr>
@@ -1173,25 +1060,7 @@
           <w:sz w:val="24"/>
           <w:szCs w:val="24"/>
         </w:rPr>
-        <w:t xml:space="preserve">Basic architecture of a </w:t>
-      </w:r>
-      <w:proofErr w:type="spellStart"/>
-      <w:r>
-        <w:rPr>
-          <w:rFonts w:ascii="Times New Roman" w:hAnsi="Times New Roman" w:cs="Times New Roman"/>
-          <w:sz w:val="24"/>
-          <w:szCs w:val="24"/>
-        </w:rPr>
-        <w:t>Braitenberg</w:t>
-      </w:r>
-      <w:proofErr w:type="spellEnd"/>
-      <w:r>
-        <w:rPr>
-          <w:rFonts w:ascii="Times New Roman" w:hAnsi="Times New Roman" w:cs="Times New Roman"/>
-          <w:sz w:val="24"/>
-          <w:szCs w:val="24"/>
-        </w:rPr>
-        <w:t xml:space="preserve"> Vehicle</w:t>
+        <w:t>Basic architecture of a Braitenberg Vehicle</w:t>
       </w:r>
     </w:p>
     <w:p>
@@ -1217,7 +1086,7 @@
         </w:rPr>
         <w:lastRenderedPageBreak/>
         <w:drawing>
-          <wp:inline distT="0" distB="0" distL="0" distR="0" wp14:anchorId="7FF0EA29" wp14:editId="1D51887E">
+          <wp:inline distT="0" distB="0" distL="0" distR="0" wp14:anchorId="7FF0EA29" wp14:editId="7BC05AA2">
             <wp:extent cx="4657725" cy="2619970"/>
             <wp:effectExtent l="0" t="0" r="0" b="9525"/>
             <wp:docPr id="1144170308" name="Picture 1"/>
@@ -1402,23 +1271,13 @@
         </w:rPr>
         <w:t>“</w:t>
       </w:r>
-      <w:proofErr w:type="spellStart"/>
-      <w:r>
-        <w:rPr>
-          <w:rFonts w:ascii="Times New Roman" w:hAnsi="Times New Roman" w:cs="Times New Roman"/>
-          <w:sz w:val="24"/>
-          <w:szCs w:val="24"/>
-        </w:rPr>
-        <w:t>Braitenberg</w:t>
-      </w:r>
-      <w:proofErr w:type="spellEnd"/>
-      <w:r>
-        <w:rPr>
-          <w:rFonts w:ascii="Times New Roman" w:hAnsi="Times New Roman" w:cs="Times New Roman"/>
-          <w:sz w:val="24"/>
-          <w:szCs w:val="24"/>
-        </w:rPr>
-        <w:t xml:space="preserve"> vehicle</w:t>
+      <w:r>
+        <w:rPr>
+          <w:rFonts w:ascii="Times New Roman" w:hAnsi="Times New Roman" w:cs="Times New Roman"/>
+          <w:sz w:val="24"/>
+          <w:szCs w:val="24"/>
+        </w:rPr>
+        <w:t>Braitenberg vehicle</w:t>
       </w:r>
       <w:r>
         <w:rPr>
@@ -1932,49 +1791,21 @@
         </w:rPr>
         <w:t xml:space="preserve">any </w:t>
       </w:r>
-      <w:proofErr w:type="spellStart"/>
-      <w:r>
-        <w:rPr>
-          <w:rFonts w:ascii="Times New Roman" w:hAnsi="Times New Roman" w:cs="Times New Roman"/>
-          <w:sz w:val="24"/>
-          <w:szCs w:val="24"/>
-        </w:rPr>
-        <w:t>Braitenberg</w:t>
-      </w:r>
-      <w:proofErr w:type="spellEnd"/>
-      <w:r>
-        <w:rPr>
-          <w:rFonts w:ascii="Times New Roman" w:hAnsi="Times New Roman" w:cs="Times New Roman"/>
-          <w:sz w:val="24"/>
-          <w:szCs w:val="24"/>
-        </w:rPr>
-        <w:t xml:space="preserve"> vehicle; that is, </w:t>
-      </w:r>
-      <w:r>
-        <w:rPr>
-          <w:rFonts w:ascii="Times New Roman" w:hAnsi="Times New Roman" w:cs="Times New Roman"/>
-          <w:sz w:val="24"/>
-          <w:szCs w:val="24"/>
-        </w:rPr>
-        <w:t xml:space="preserve">a </w:t>
-      </w:r>
-      <w:proofErr w:type="spellStart"/>
-      <w:r>
-        <w:rPr>
-          <w:rFonts w:ascii="Times New Roman" w:hAnsi="Times New Roman" w:cs="Times New Roman"/>
-          <w:sz w:val="24"/>
-          <w:szCs w:val="24"/>
-        </w:rPr>
-        <w:t>Braitenberg</w:t>
-      </w:r>
-      <w:proofErr w:type="spellEnd"/>
-      <w:r>
-        <w:rPr>
-          <w:rFonts w:ascii="Times New Roman" w:hAnsi="Times New Roman" w:cs="Times New Roman"/>
-          <w:sz w:val="24"/>
-          <w:szCs w:val="24"/>
-        </w:rPr>
-        <w:t xml:space="preserve"> vehicle</w:t>
+      <w:r>
+        <w:rPr>
+          <w:rFonts w:ascii="Times New Roman" w:hAnsi="Times New Roman" w:cs="Times New Roman"/>
+          <w:sz w:val="24"/>
+          <w:szCs w:val="24"/>
+        </w:rPr>
+        <w:t xml:space="preserve">Braitenberg vehicle; that is, </w:t>
+      </w:r>
+      <w:r>
+        <w:rPr>
+          <w:rFonts w:ascii="Times New Roman" w:hAnsi="Times New Roman" w:cs="Times New Roman"/>
+          <w:sz w:val="24"/>
+          <w:szCs w:val="24"/>
+        </w:rPr>
+        <w:t>a Braitenberg vehicle</w:t>
       </w:r>
       <w:r>
         <w:rPr>
@@ -2679,15 +2510,7 @@
           <w:sz w:val="24"/>
           <w:szCs w:val="24"/>
         </w:rPr>
-        <w:t>generated</w:t>
-      </w:r>
-      <w:r>
-        <w:rPr>
-          <w:rFonts w:ascii="Times New Roman" w:hAnsi="Times New Roman" w:cs="Times New Roman"/>
-          <w:sz w:val="24"/>
-          <w:szCs w:val="24"/>
-        </w:rPr>
-        <w:t xml:space="preserve"> </w:t>
+        <w:t xml:space="preserve">generated </w:t>
       </w:r>
       <w:r>
         <w:rPr>
@@ -2825,23 +2648,13 @@
         </w:rPr>
         <w:t xml:space="preserve">underlying </w:t>
       </w:r>
-      <w:proofErr w:type="gramStart"/>
-      <w:r>
-        <w:rPr>
-          <w:rFonts w:ascii="Times New Roman" w:hAnsi="Times New Roman" w:cs="Times New Roman"/>
-          <w:sz w:val="24"/>
-          <w:szCs w:val="24"/>
-        </w:rPr>
-        <w:t>mechanism</w:t>
-      </w:r>
-      <w:proofErr w:type="gramEnd"/>
-      <w:r>
-        <w:rPr>
-          <w:rFonts w:ascii="Times New Roman" w:hAnsi="Times New Roman" w:cs="Times New Roman"/>
-          <w:sz w:val="24"/>
-          <w:szCs w:val="24"/>
-        </w:rPr>
-        <w:t xml:space="preserve"> from </w:t>
+      <w:r>
+        <w:rPr>
+          <w:rFonts w:ascii="Times New Roman" w:hAnsi="Times New Roman" w:cs="Times New Roman"/>
+          <w:sz w:val="24"/>
+          <w:szCs w:val="24"/>
+        </w:rPr>
+        <w:t xml:space="preserve">mechanism from </w:t>
       </w:r>
       <w:r>
         <w:rPr>
@@ -3447,15 +3260,7 @@
           <w:sz w:val="24"/>
           <w:szCs w:val="24"/>
         </w:rPr>
-        <w:t xml:space="preserve">, an ability that is grounded in an accumulator-like mechanism </w:t>
-      </w:r>
-      <w:r>
-        <w:rPr>
-          <w:rFonts w:ascii="Times New Roman" w:hAnsi="Times New Roman" w:cs="Times New Roman"/>
-          <w:sz w:val="24"/>
-          <w:szCs w:val="24"/>
-        </w:rPr>
-        <w:t>(e.g., Meck &amp; Church, 1983; Wynn, 1995)</w:t>
+        <w:t>, an ability that is grounded in an accumulator-like mechanism (e.g., Meck &amp; Church, 1983; Wynn, 1995)</w:t>
       </w:r>
       <w:r>
         <w:rPr>
@@ -3816,23 +3621,13 @@
         </w:rPr>
         <w:t xml:space="preserve">put </w:t>
       </w:r>
-      <w:proofErr w:type="spellStart"/>
-      <w:r>
-        <w:rPr>
-          <w:rFonts w:ascii="Times New Roman" w:hAnsi="Times New Roman" w:cs="Times New Roman"/>
-          <w:sz w:val="24"/>
-          <w:szCs w:val="24"/>
-        </w:rPr>
-        <w:t>Braitenberg’s</w:t>
-      </w:r>
-      <w:proofErr w:type="spellEnd"/>
-      <w:r>
-        <w:rPr>
-          <w:rFonts w:ascii="Times New Roman" w:hAnsi="Times New Roman" w:cs="Times New Roman"/>
-          <w:sz w:val="24"/>
-          <w:szCs w:val="24"/>
-        </w:rPr>
-        <w:t xml:space="preserve"> dictum</w:t>
+      <w:r>
+        <w:rPr>
+          <w:rFonts w:ascii="Times New Roman" w:hAnsi="Times New Roman" w:cs="Times New Roman"/>
+          <w:sz w:val="24"/>
+          <w:szCs w:val="24"/>
+        </w:rPr>
+        <w:t>Braitenberg’s dictum</w:t>
       </w:r>
       <w:r>
         <w:rPr>
@@ -4152,55 +3947,7 @@
           <w:sz w:val="24"/>
           <w:szCs w:val="24"/>
         </w:rPr>
-        <w:t xml:space="preserve"> see </w:t>
-      </w:r>
-      <w:r>
-        <w:rPr>
-          <w:rFonts w:ascii="Times New Roman" w:hAnsi="Times New Roman" w:cs="Times New Roman"/>
-          <w:sz w:val="24"/>
-          <w:szCs w:val="24"/>
-        </w:rPr>
-        <w:t>Adolph &amp; Joh, 2009</w:t>
-      </w:r>
-      <w:r>
-        <w:rPr>
-          <w:rFonts w:ascii="Times New Roman" w:hAnsi="Times New Roman" w:cs="Times New Roman"/>
-          <w:sz w:val="24"/>
-          <w:szCs w:val="24"/>
-        </w:rPr>
-        <w:t xml:space="preserve">; </w:t>
-      </w:r>
-      <w:r>
-        <w:rPr>
-          <w:rFonts w:ascii="Times New Roman" w:hAnsi="Times New Roman" w:cs="Times New Roman"/>
-          <w:sz w:val="24"/>
-          <w:szCs w:val="24"/>
-        </w:rPr>
-        <w:t>Benton &amp; Lapan, 2021</w:t>
-      </w:r>
-      <w:r>
-        <w:rPr>
-          <w:rFonts w:ascii="Times New Roman" w:hAnsi="Times New Roman" w:cs="Times New Roman"/>
-          <w:sz w:val="24"/>
-          <w:szCs w:val="24"/>
-        </w:rPr>
-        <w:t xml:space="preserve">; </w:t>
-      </w:r>
-      <w:r>
-        <w:rPr>
-          <w:rFonts w:ascii="Times New Roman" w:hAnsi="Times New Roman" w:cs="Times New Roman"/>
-          <w:sz w:val="24"/>
-          <w:szCs w:val="24"/>
-        </w:rPr>
-        <w:t>Colunga &amp; Smith, 2005</w:t>
-      </w:r>
-      <w:r>
-        <w:rPr>
-          <w:rFonts w:ascii="Times New Roman" w:hAnsi="Times New Roman" w:cs="Times New Roman"/>
-          <w:sz w:val="24"/>
-          <w:szCs w:val="24"/>
-        </w:rPr>
-        <w:t xml:space="preserve">; </w:t>
+        <w:t xml:space="preserve"> see Adolph &amp; Joh, 2009; Benton &amp; Lapan, 2021; Colunga &amp; Smith, 2005; </w:t>
       </w:r>
       <w:r>
         <w:rPr>
@@ -4224,15 +3971,7 @@
           <w:sz w:val="24"/>
           <w:szCs w:val="24"/>
         </w:rPr>
-        <w:t>Mermier et al., 2022</w:t>
-      </w:r>
-      <w:r>
-        <w:rPr>
-          <w:rFonts w:ascii="Times New Roman" w:hAnsi="Times New Roman" w:cs="Times New Roman"/>
-          <w:sz w:val="24"/>
-          <w:szCs w:val="24"/>
-        </w:rPr>
-        <w:t xml:space="preserve">; </w:t>
+        <w:t xml:space="preserve">Mermier et al., 2022; </w:t>
       </w:r>
       <w:r>
         <w:rPr>
@@ -4248,83 +3987,7 @@
           <w:sz w:val="24"/>
           <w:szCs w:val="24"/>
         </w:rPr>
-        <w:t xml:space="preserve">; </w:t>
-      </w:r>
-      <w:r>
-        <w:rPr>
-          <w:rFonts w:ascii="Times New Roman" w:hAnsi="Times New Roman" w:cs="Times New Roman"/>
-          <w:sz w:val="24"/>
-          <w:szCs w:val="24"/>
-        </w:rPr>
-        <w:t xml:space="preserve">Quinn &amp; </w:t>
-      </w:r>
-      <w:proofErr w:type="spellStart"/>
-      <w:r>
-        <w:rPr>
-          <w:rFonts w:ascii="Times New Roman" w:hAnsi="Times New Roman" w:cs="Times New Roman"/>
-          <w:sz w:val="24"/>
-          <w:szCs w:val="24"/>
-        </w:rPr>
-        <w:t>Eimas</w:t>
-      </w:r>
-      <w:proofErr w:type="spellEnd"/>
-      <w:r>
-        <w:rPr>
-          <w:rFonts w:ascii="Times New Roman" w:hAnsi="Times New Roman" w:cs="Times New Roman"/>
-          <w:sz w:val="24"/>
-          <w:szCs w:val="24"/>
-        </w:rPr>
-        <w:t>, 1997</w:t>
-      </w:r>
-      <w:r>
-        <w:rPr>
-          <w:rFonts w:ascii="Times New Roman" w:hAnsi="Times New Roman" w:cs="Times New Roman"/>
-          <w:sz w:val="24"/>
-          <w:szCs w:val="24"/>
-        </w:rPr>
-        <w:t xml:space="preserve">; </w:t>
-      </w:r>
-      <w:r>
-        <w:rPr>
-          <w:rFonts w:ascii="Times New Roman" w:hAnsi="Times New Roman" w:cs="Times New Roman"/>
-          <w:sz w:val="24"/>
-          <w:szCs w:val="24"/>
-        </w:rPr>
-        <w:t xml:space="preserve">Rakison &amp; </w:t>
-      </w:r>
-      <w:proofErr w:type="spellStart"/>
-      <w:r>
-        <w:rPr>
-          <w:rFonts w:ascii="Times New Roman" w:hAnsi="Times New Roman" w:cs="Times New Roman"/>
-          <w:sz w:val="24"/>
-          <w:szCs w:val="24"/>
-        </w:rPr>
-        <w:t>Lupyan</w:t>
-      </w:r>
-      <w:proofErr w:type="spellEnd"/>
-      <w:r>
-        <w:rPr>
-          <w:rFonts w:ascii="Times New Roman" w:hAnsi="Times New Roman" w:cs="Times New Roman"/>
-          <w:sz w:val="24"/>
-          <w:szCs w:val="24"/>
-        </w:rPr>
-        <w:t>, 2008</w:t>
-      </w:r>
-      <w:r>
-        <w:rPr>
-          <w:rFonts w:ascii="Times New Roman" w:hAnsi="Times New Roman" w:cs="Times New Roman"/>
-          <w:sz w:val="24"/>
-          <w:szCs w:val="24"/>
-        </w:rPr>
-        <w:t xml:space="preserve">; </w:t>
-      </w:r>
-      <w:r>
-        <w:rPr>
-          <w:rFonts w:ascii="Times New Roman" w:hAnsi="Times New Roman" w:cs="Times New Roman"/>
-          <w:sz w:val="24"/>
-          <w:szCs w:val="24"/>
-        </w:rPr>
-        <w:t>Scott &amp; Arcaro, 2023</w:t>
+        <w:t>; Quinn &amp; Eimas, 1997; Rakison &amp; Lupyan, 2008; Scott &amp; Arcaro, 2023</w:t>
       </w:r>
       <w:r>
         <w:rPr>
@@ -4426,43 +4089,15 @@
           <w:sz w:val="24"/>
           <w:szCs w:val="24"/>
         </w:rPr>
-        <w:t xml:space="preserve">looking responses in some </w:t>
-      </w:r>
-      <w:proofErr w:type="gramStart"/>
-      <w:r>
-        <w:rPr>
-          <w:rFonts w:ascii="Times New Roman" w:hAnsi="Times New Roman" w:cs="Times New Roman"/>
-          <w:sz w:val="24"/>
-          <w:szCs w:val="24"/>
-        </w:rPr>
-        <w:t>task</w:t>
-      </w:r>
-      <w:proofErr w:type="gramEnd"/>
-      <w:r>
-        <w:rPr>
-          <w:rFonts w:ascii="Times New Roman" w:hAnsi="Times New Roman" w:cs="Times New Roman"/>
-          <w:sz w:val="24"/>
-          <w:szCs w:val="24"/>
-        </w:rPr>
-        <w:t xml:space="preserve"> </w:t>
-      </w:r>
-      <w:proofErr w:type="gramStart"/>
-      <w:r>
-        <w:rPr>
-          <w:rFonts w:ascii="Times New Roman" w:hAnsi="Times New Roman" w:cs="Times New Roman"/>
-          <w:sz w:val="24"/>
-          <w:szCs w:val="24"/>
-        </w:rPr>
-        <w:t>is</w:t>
-      </w:r>
-      <w:proofErr w:type="gramEnd"/>
-      <w:r>
-        <w:rPr>
-          <w:rFonts w:ascii="Times New Roman" w:hAnsi="Times New Roman" w:cs="Times New Roman"/>
-          <w:sz w:val="24"/>
-          <w:szCs w:val="24"/>
-        </w:rPr>
-        <w:t xml:space="preserve"> underpinned by </w:t>
+        <w:t xml:space="preserve">looking responses in some task </w:t>
+      </w:r>
+      <w:r>
+        <w:rPr>
+          <w:rFonts w:ascii="Times New Roman" w:hAnsi="Times New Roman" w:cs="Times New Roman"/>
+          <w:sz w:val="24"/>
+          <w:szCs w:val="24"/>
+        </w:rPr>
+        <w:t xml:space="preserve">is underpinned by </w:t>
       </w:r>
       <w:r>
         <w:rPr>
@@ -5025,43 +4660,7 @@
           <w:sz w:val="24"/>
           <w:szCs w:val="24"/>
         </w:rPr>
-        <w:t xml:space="preserve">Carolyn </w:t>
-      </w:r>
-      <w:proofErr w:type="spellStart"/>
-      <w:r>
-        <w:rPr>
-          <w:rFonts w:ascii="Times New Roman" w:hAnsi="Times New Roman" w:cs="Times New Roman"/>
-          <w:sz w:val="24"/>
-          <w:szCs w:val="24"/>
-        </w:rPr>
-        <w:t>Rovee</w:t>
-      </w:r>
-      <w:proofErr w:type="spellEnd"/>
-      <w:r>
-        <w:rPr>
-          <w:rFonts w:ascii="Times New Roman" w:hAnsi="Times New Roman" w:cs="Times New Roman"/>
-          <w:sz w:val="24"/>
-          <w:szCs w:val="24"/>
-        </w:rPr>
-        <w:t xml:space="preserve">-Collier’s mobile conjugate reinforcement paradigm is a paradigmatic example of operant conditioning (e.g., </w:t>
-      </w:r>
-      <w:proofErr w:type="spellStart"/>
-      <w:r>
-        <w:rPr>
-          <w:rFonts w:ascii="Times New Roman" w:hAnsi="Times New Roman" w:cs="Times New Roman"/>
-          <w:sz w:val="24"/>
-          <w:szCs w:val="24"/>
-        </w:rPr>
-        <w:t>Rovee</w:t>
-      </w:r>
-      <w:proofErr w:type="spellEnd"/>
-      <w:r>
-        <w:rPr>
-          <w:rFonts w:ascii="Times New Roman" w:hAnsi="Times New Roman" w:cs="Times New Roman"/>
-          <w:sz w:val="24"/>
-          <w:szCs w:val="24"/>
-        </w:rPr>
-        <w:t>-Collier, 1999).</w:t>
+        <w:t>Carolyn Rovee-Collier’s mobile conjugate reinforcement paradigm is a paradigmatic example of operant conditioning (e.g., Rovee-Collier, 1999).</w:t>
       </w:r>
       <w:r>
         <w:rPr>
@@ -5414,23 +5013,13 @@
         </w:rPr>
         <w:t xml:space="preserve"> (e.g., Rescorla &amp; Wagner, 1972; </w:t>
       </w:r>
-      <w:proofErr w:type="spellStart"/>
-      <w:r>
-        <w:rPr>
-          <w:rFonts w:ascii="Times New Roman" w:hAnsi="Times New Roman" w:cs="Times New Roman"/>
-          <w:sz w:val="24"/>
-          <w:szCs w:val="24"/>
-        </w:rPr>
-        <w:t>Widrow</w:t>
-      </w:r>
-      <w:proofErr w:type="spellEnd"/>
-      <w:r>
-        <w:rPr>
-          <w:rFonts w:ascii="Times New Roman" w:hAnsi="Times New Roman" w:cs="Times New Roman"/>
-          <w:sz w:val="24"/>
-          <w:szCs w:val="24"/>
-        </w:rPr>
-        <w:t xml:space="preserve"> &amp; Hoff, 1960)—</w:t>
+      <w:r>
+        <w:rPr>
+          <w:rFonts w:ascii="Times New Roman" w:hAnsi="Times New Roman" w:cs="Times New Roman"/>
+          <w:sz w:val="24"/>
+          <w:szCs w:val="24"/>
+        </w:rPr>
+        <w:t>Widrow &amp; Hoff, 1960)—</w:t>
       </w:r>
       <w:r>
         <w:rPr>
@@ -5518,25 +5107,7 @@
           <w:sz w:val="24"/>
           <w:szCs w:val="24"/>
         </w:rPr>
-        <w:t>—such as the Rescorla-Wagner model (e.g., Rescorla &amp; Wagner, 1972) or the Delta rule (</w:t>
-      </w:r>
-      <w:proofErr w:type="spellStart"/>
-      <w:r>
-        <w:rPr>
-          <w:rFonts w:ascii="Times New Roman" w:hAnsi="Times New Roman" w:cs="Times New Roman"/>
-          <w:sz w:val="24"/>
-          <w:szCs w:val="24"/>
-        </w:rPr>
-        <w:t>Widrow</w:t>
-      </w:r>
-      <w:proofErr w:type="spellEnd"/>
-      <w:r>
-        <w:rPr>
-          <w:rFonts w:ascii="Times New Roman" w:hAnsi="Times New Roman" w:cs="Times New Roman"/>
-          <w:sz w:val="24"/>
-          <w:szCs w:val="24"/>
-        </w:rPr>
-        <w:t xml:space="preserve"> &amp; Hoff, 1960—</w:t>
+        <w:t>—such as the Rescorla-Wagner model (e.g., Rescorla &amp; Wagner, 1972) or the Delta rule (Widrow &amp; Hoff, 1960—</w:t>
       </w:r>
       <w:r>
         <w:rPr>
@@ -5878,69 +5449,15 @@
           <w:sz w:val="24"/>
           <w:szCs w:val="24"/>
         </w:rPr>
-        <w:t xml:space="preserve"> (e.g., </w:t>
-      </w:r>
-      <w:proofErr w:type="spellStart"/>
-      <w:r>
-        <w:rPr>
-          <w:rFonts w:ascii="Times New Roman" w:hAnsi="Times New Roman" w:cs="Times New Roman"/>
-          <w:sz w:val="24"/>
-          <w:szCs w:val="24"/>
-        </w:rPr>
-        <w:t>Minksy</w:t>
-      </w:r>
-      <w:proofErr w:type="spellEnd"/>
-      <w:r>
-        <w:rPr>
-          <w:rFonts w:ascii="Times New Roman" w:hAnsi="Times New Roman" w:cs="Times New Roman"/>
-          <w:sz w:val="24"/>
-          <w:szCs w:val="24"/>
-        </w:rPr>
-        <w:t xml:space="preserve"> &amp; </w:t>
-      </w:r>
-      <w:proofErr w:type="spellStart"/>
-      <w:r>
-        <w:rPr>
-          <w:rFonts w:ascii="Times New Roman" w:hAnsi="Times New Roman" w:cs="Times New Roman"/>
-          <w:sz w:val="24"/>
-          <w:szCs w:val="24"/>
-        </w:rPr>
-        <w:t>Papert</w:t>
-      </w:r>
-      <w:proofErr w:type="spellEnd"/>
-      <w:r>
-        <w:rPr>
-          <w:rFonts w:ascii="Times New Roman" w:hAnsi="Times New Roman" w:cs="Times New Roman"/>
-          <w:sz w:val="24"/>
-          <w:szCs w:val="24"/>
-        </w:rPr>
-        <w:t>, 1969)</w:t>
-      </w:r>
-      <w:r>
-        <w:rPr>
-          <w:rFonts w:ascii="Times New Roman" w:hAnsi="Times New Roman" w:cs="Times New Roman"/>
-          <w:sz w:val="24"/>
-          <w:szCs w:val="24"/>
-        </w:rPr>
-        <w:t xml:space="preserve">, but there are others (e.g., Fahlman &amp; </w:t>
-      </w:r>
-      <w:proofErr w:type="spellStart"/>
-      <w:r>
-        <w:rPr>
-          <w:rFonts w:ascii="Times New Roman" w:hAnsi="Times New Roman" w:cs="Times New Roman"/>
-          <w:sz w:val="24"/>
-          <w:szCs w:val="24"/>
-        </w:rPr>
-        <w:t>Lebiere</w:t>
-      </w:r>
-      <w:proofErr w:type="spellEnd"/>
-      <w:r>
-        <w:rPr>
-          <w:rFonts w:ascii="Times New Roman" w:hAnsi="Times New Roman" w:cs="Times New Roman"/>
-          <w:sz w:val="24"/>
-          <w:szCs w:val="24"/>
-        </w:rPr>
-        <w:t>, 1989; O’Donoghue et al., 2022)</w:t>
+        <w:t xml:space="preserve"> (e.g., Minksy &amp; Papert, 1969)</w:t>
+      </w:r>
+      <w:r>
+        <w:rPr>
+          <w:rFonts w:ascii="Times New Roman" w:hAnsi="Times New Roman" w:cs="Times New Roman"/>
+          <w:sz w:val="24"/>
+          <w:szCs w:val="24"/>
+        </w:rPr>
+        <w:t>, but there are others (e.g., Fahlman &amp; Lebiere, 1989; O’Donoghue et al., 2022)</w:t>
       </w:r>
       <w:r>
         <w:rPr>
@@ -6171,31 +5688,7 @@
           <w:sz w:val="24"/>
           <w:szCs w:val="24"/>
         </w:rPr>
-        <w:t xml:space="preserve"> </w:t>
-      </w:r>
-      <w:r>
-        <w:rPr>
-          <w:rFonts w:ascii="Times New Roman" w:hAnsi="Times New Roman" w:cs="Times New Roman"/>
-          <w:sz w:val="24"/>
-          <w:szCs w:val="24"/>
-        </w:rPr>
-        <w:t xml:space="preserve">The reason learned internal representations </w:t>
-      </w:r>
-      <w:r>
-        <w:rPr>
-          <w:rFonts w:ascii="Times New Roman" w:hAnsi="Times New Roman" w:cs="Times New Roman"/>
-          <w:sz w:val="24"/>
-          <w:szCs w:val="24"/>
-        </w:rPr>
-        <w:t>are the solution to this problem</w:t>
-      </w:r>
-      <w:r>
-        <w:rPr>
-          <w:rFonts w:ascii="Times New Roman" w:hAnsi="Times New Roman" w:cs="Times New Roman"/>
-          <w:sz w:val="24"/>
-          <w:szCs w:val="24"/>
-        </w:rPr>
-        <w:t xml:space="preserve"> is </w:t>
+        <w:t xml:space="preserve"> The reason learned internal representations are the solution to this problem is </w:t>
       </w:r>
       <w:r>
         <w:rPr>
@@ -6219,15 +5712,7 @@
           <w:sz w:val="24"/>
           <w:szCs w:val="24"/>
         </w:rPr>
-        <w:t xml:space="preserve"> stimulus</w:t>
-      </w:r>
-      <w:r>
-        <w:rPr>
-          <w:rFonts w:ascii="Times New Roman" w:hAnsi="Times New Roman" w:cs="Times New Roman"/>
-          <w:sz w:val="24"/>
-          <w:szCs w:val="24"/>
-        </w:rPr>
-        <w:t xml:space="preserve"> class </w:t>
+        <w:t xml:space="preserve"> stimulus class </w:t>
       </w:r>
       <w:r>
         <w:rPr>
@@ -6251,23 +5736,7 @@
           <w:sz w:val="24"/>
           <w:szCs w:val="24"/>
         </w:rPr>
-        <w:t>w</w:t>
-      </w:r>
-      <w:r>
-        <w:rPr>
-          <w:rFonts w:ascii="Times New Roman" w:hAnsi="Times New Roman" w:cs="Times New Roman"/>
-          <w:sz w:val="24"/>
-          <w:szCs w:val="24"/>
-        </w:rPr>
-        <w:t>ith</w:t>
-      </w:r>
-      <w:r>
-        <w:rPr>
-          <w:rFonts w:ascii="Times New Roman" w:hAnsi="Times New Roman" w:cs="Times New Roman"/>
-          <w:sz w:val="24"/>
-          <w:szCs w:val="24"/>
-        </w:rPr>
-        <w:t xml:space="preserve"> </w:t>
+        <w:t xml:space="preserve">with </w:t>
       </w:r>
       <w:r>
         <w:rPr>
@@ -6349,25 +5818,7 @@
           <w:sz w:val="24"/>
           <w:szCs w:val="24"/>
         </w:rPr>
-        <w:t xml:space="preserve"> (e.g., Rumelhart et al., 1986; </w:t>
-      </w:r>
-      <w:proofErr w:type="spellStart"/>
-      <w:r>
-        <w:rPr>
-          <w:rFonts w:ascii="Times New Roman" w:hAnsi="Times New Roman" w:cs="Times New Roman"/>
-          <w:sz w:val="24"/>
-          <w:szCs w:val="24"/>
-        </w:rPr>
-        <w:t>Werbos</w:t>
-      </w:r>
-      <w:proofErr w:type="spellEnd"/>
-      <w:r>
-        <w:rPr>
-          <w:rFonts w:ascii="Times New Roman" w:hAnsi="Times New Roman" w:cs="Times New Roman"/>
-          <w:sz w:val="24"/>
-          <w:szCs w:val="24"/>
-        </w:rPr>
-        <w:t>, 1974)</w:t>
+        <w:t xml:space="preserve"> (e.g., Rumelhart et al., 1986; Werbos, 1974)</w:t>
       </w:r>
       <w:r>
         <w:rPr>
@@ -6596,15 +6047,7 @@
           <w:sz w:val="24"/>
           <w:szCs w:val="24"/>
         </w:rPr>
-        <w:t>Inanimate</w:t>
-      </w:r>
-      <w:r>
-        <w:rPr>
-          <w:rFonts w:ascii="Times New Roman" w:hAnsi="Times New Roman" w:cs="Times New Roman"/>
-          <w:sz w:val="24"/>
-          <w:szCs w:val="24"/>
-        </w:rPr>
-        <w:t xml:space="preserve"> objects, by contrast, typically only move when</w:t>
+        <w:t>Inanimate objects, by contrast, typically only move when</w:t>
       </w:r>
       <w:r>
         <w:rPr>
@@ -6878,25 +6321,7 @@
           <w:sz w:val="24"/>
           <w:szCs w:val="24"/>
         </w:rPr>
-        <w:t xml:space="preserve">(e.g., </w:t>
-      </w:r>
-      <w:proofErr w:type="spellStart"/>
-      <w:r>
-        <w:rPr>
-          <w:rFonts w:ascii="Times New Roman" w:hAnsi="Times New Roman" w:cs="Times New Roman"/>
-          <w:sz w:val="24"/>
-          <w:szCs w:val="24"/>
-        </w:rPr>
-        <w:t>Spelke</w:t>
-      </w:r>
-      <w:proofErr w:type="spellEnd"/>
-      <w:r>
-        <w:rPr>
-          <w:rFonts w:ascii="Times New Roman" w:hAnsi="Times New Roman" w:cs="Times New Roman"/>
-          <w:sz w:val="24"/>
-          <w:szCs w:val="24"/>
-        </w:rPr>
-        <w:t xml:space="preserve">, 2022; </w:t>
+        <w:t xml:space="preserve">(e.g., Spelke, 2022; </w:t>
       </w:r>
       <w:r>
         <w:rPr>
@@ -7104,15 +6529,7 @@
           <w:sz w:val="24"/>
           <w:szCs w:val="24"/>
         </w:rPr>
-        <w:t>o</w:t>
-      </w:r>
-      <w:r>
-        <w:rPr>
-          <w:rFonts w:ascii="Times New Roman" w:hAnsi="Times New Roman" w:cs="Times New Roman"/>
-          <w:sz w:val="24"/>
-          <w:szCs w:val="24"/>
-        </w:rPr>
-        <w:t xml:space="preserve">f </w:t>
+        <w:t xml:space="preserve">of </w:t>
       </w:r>
       <w:r>
         <w:rPr>
@@ -7310,25 +6727,7 @@
           <w:sz w:val="24"/>
           <w:szCs w:val="24"/>
         </w:rPr>
-        <w:t xml:space="preserve"> </w:t>
-      </w:r>
-      <w:proofErr w:type="spellStart"/>
-      <w:r>
-        <w:rPr>
-          <w:rFonts w:ascii="Times New Roman" w:hAnsi="Times New Roman" w:cs="Times New Roman"/>
-          <w:sz w:val="24"/>
-          <w:szCs w:val="24"/>
-        </w:rPr>
-        <w:t>Spelke</w:t>
-      </w:r>
-      <w:proofErr w:type="spellEnd"/>
-      <w:r>
-        <w:rPr>
-          <w:rFonts w:ascii="Times New Roman" w:hAnsi="Times New Roman" w:cs="Times New Roman"/>
-          <w:sz w:val="24"/>
-          <w:szCs w:val="24"/>
-        </w:rPr>
-        <w:t xml:space="preserve"> et al. (1995; see also Woodward et al., 1993</w:t>
+        <w:t xml:space="preserve"> Spelke et al. (1995; see also Woodward et al., 1993</w:t>
       </w:r>
       <w:r>
         <w:rPr>
@@ -7392,15 +6791,7 @@
           <w:sz w:val="24"/>
           <w:szCs w:val="24"/>
         </w:rPr>
-        <w:t>Those</w:t>
-      </w:r>
-      <w:r>
-        <w:rPr>
-          <w:rFonts w:ascii="Times New Roman" w:hAnsi="Times New Roman" w:cs="Times New Roman"/>
-          <w:sz w:val="24"/>
-          <w:szCs w:val="24"/>
-        </w:rPr>
-        <w:t xml:space="preserve"> </w:t>
+        <w:t xml:space="preserve">Those </w:t>
       </w:r>
       <w:r>
         <w:rPr>
@@ -7625,15 +7016,7 @@
           <w:sz w:val="24"/>
           <w:szCs w:val="24"/>
         </w:rPr>
-        <w:t>the first</w:t>
-      </w:r>
-      <w:r>
-        <w:rPr>
-          <w:rFonts w:ascii="Times New Roman" w:hAnsi="Times New Roman" w:cs="Times New Roman"/>
-          <w:sz w:val="24"/>
-          <w:szCs w:val="24"/>
-        </w:rPr>
-        <w:t xml:space="preserve"> </w:t>
+        <w:t xml:space="preserve">the first </w:t>
       </w:r>
       <w:r>
         <w:rPr>
@@ -7649,15 +7032,7 @@
           <w:sz w:val="24"/>
           <w:szCs w:val="24"/>
         </w:rPr>
-        <w:t>the second</w:t>
-      </w:r>
-      <w:r>
-        <w:rPr>
-          <w:rFonts w:ascii="Times New Roman" w:hAnsi="Times New Roman" w:cs="Times New Roman"/>
-          <w:sz w:val="24"/>
-          <w:szCs w:val="24"/>
-        </w:rPr>
-        <w:t xml:space="preserve"> </w:t>
+        <w:t xml:space="preserve">the second </w:t>
       </w:r>
       <w:r>
         <w:rPr>
@@ -7769,23 +7144,13 @@
         </w:rPr>
         <w:tab/>
       </w:r>
-      <w:proofErr w:type="spellStart"/>
-      <w:r>
-        <w:rPr>
-          <w:rFonts w:ascii="Times New Roman" w:hAnsi="Times New Roman" w:cs="Times New Roman"/>
-          <w:sz w:val="24"/>
-          <w:szCs w:val="24"/>
-        </w:rPr>
-        <w:t>Spelke</w:t>
-      </w:r>
-      <w:proofErr w:type="spellEnd"/>
-      <w:r>
-        <w:rPr>
-          <w:rFonts w:ascii="Times New Roman" w:hAnsi="Times New Roman" w:cs="Times New Roman"/>
-          <w:sz w:val="24"/>
-          <w:szCs w:val="24"/>
-        </w:rPr>
-        <w:t xml:space="preserve"> et al. (2007) reasoned that if </w:t>
+      <w:r>
+        <w:rPr>
+          <w:rFonts w:ascii="Times New Roman" w:hAnsi="Times New Roman" w:cs="Times New Roman"/>
+          <w:sz w:val="24"/>
+          <w:szCs w:val="24"/>
+        </w:rPr>
+        <w:t xml:space="preserve">Spelke et al. (2007) reasoned that if </w:t>
       </w:r>
       <w:r>
         <w:rPr>
@@ -8065,15 +7430,7 @@
           <w:sz w:val="24"/>
           <w:szCs w:val="24"/>
         </w:rPr>
-        <w:t>infants’</w:t>
-      </w:r>
-      <w:r>
-        <w:rPr>
-          <w:rFonts w:ascii="Times New Roman" w:hAnsi="Times New Roman" w:cs="Times New Roman"/>
-          <w:sz w:val="24"/>
-          <w:szCs w:val="24"/>
-        </w:rPr>
-        <w:t xml:space="preserve"> </w:t>
+        <w:t xml:space="preserve">infants’ </w:t>
       </w:r>
       <w:r>
         <w:rPr>
@@ -8146,51 +7503,21 @@
         <w:tab/>
         <w:t xml:space="preserve">This is precisely what </w:t>
       </w:r>
-      <w:proofErr w:type="spellStart"/>
-      <w:r>
-        <w:rPr>
-          <w:rFonts w:ascii="Times New Roman" w:hAnsi="Times New Roman" w:cs="Times New Roman"/>
-          <w:sz w:val="24"/>
-          <w:szCs w:val="24"/>
-        </w:rPr>
-        <w:t>Spelke</w:t>
-      </w:r>
-      <w:proofErr w:type="spellEnd"/>
-      <w:r>
-        <w:rPr>
-          <w:rFonts w:ascii="Times New Roman" w:hAnsi="Times New Roman" w:cs="Times New Roman"/>
-          <w:sz w:val="24"/>
-          <w:szCs w:val="24"/>
-        </w:rPr>
-        <w:t xml:space="preserve"> et al. (1995) found</w:t>
-      </w:r>
-      <w:r>
-        <w:rPr>
-          <w:rFonts w:ascii="Times New Roman" w:hAnsi="Times New Roman" w:cs="Times New Roman"/>
-          <w:sz w:val="24"/>
-          <w:szCs w:val="24"/>
-        </w:rPr>
-        <w:t xml:space="preserve">: The longest looking was observed </w:t>
-      </w:r>
-      <w:proofErr w:type="spellStart"/>
-      <w:proofErr w:type="gramStart"/>
-      <w:r>
-        <w:rPr>
-          <w:rFonts w:ascii="Times New Roman" w:hAnsi="Times New Roman" w:cs="Times New Roman"/>
-          <w:sz w:val="24"/>
-          <w:szCs w:val="24"/>
-        </w:rPr>
-        <w:t>fro</w:t>
-      </w:r>
-      <w:proofErr w:type="spellEnd"/>
-      <w:proofErr w:type="gramEnd"/>
-      <w:r>
-        <w:rPr>
-          <w:rFonts w:ascii="Times New Roman" w:hAnsi="Times New Roman" w:cs="Times New Roman"/>
-          <w:sz w:val="24"/>
-          <w:szCs w:val="24"/>
-        </w:rPr>
-        <w:t xml:space="preserve"> the No Contact test event in the Inanimate Object condition but an equivalent amount of looking was observed to both test events in the People condition. </w:t>
+      <w:r>
+        <w:rPr>
+          <w:rFonts w:ascii="Times New Roman" w:hAnsi="Times New Roman" w:cs="Times New Roman"/>
+          <w:sz w:val="24"/>
+          <w:szCs w:val="24"/>
+        </w:rPr>
+        <w:t>Spelke et al. (1995) found</w:t>
+      </w:r>
+      <w:r>
+        <w:rPr>
+          <w:rFonts w:ascii="Times New Roman" w:hAnsi="Times New Roman" w:cs="Times New Roman"/>
+          <w:sz w:val="24"/>
+          <w:szCs w:val="24"/>
+        </w:rPr>
+        <w:t xml:space="preserve">: The longest looking was observed fro the No Contact test event in the Inanimate Object condition but an equivalent amount of looking was observed to both test events in the People condition. </w:t>
       </w:r>
       <w:r>
         <w:rPr>
@@ -8358,25 +7685,7 @@
           <w:sz w:val="24"/>
           <w:szCs w:val="24"/>
         </w:rPr>
-        <w:t xml:space="preserve"> (e.g., Markson &amp; </w:t>
-      </w:r>
-      <w:proofErr w:type="spellStart"/>
-      <w:r>
-        <w:rPr>
-          <w:rFonts w:ascii="Times New Roman" w:hAnsi="Times New Roman" w:cs="Times New Roman"/>
-          <w:sz w:val="24"/>
-          <w:szCs w:val="24"/>
-        </w:rPr>
-        <w:t>Spelke</w:t>
-      </w:r>
-      <w:proofErr w:type="spellEnd"/>
-      <w:r>
-        <w:rPr>
-          <w:rFonts w:ascii="Times New Roman" w:hAnsi="Times New Roman" w:cs="Times New Roman"/>
-          <w:sz w:val="24"/>
-          <w:szCs w:val="24"/>
-        </w:rPr>
-        <w:t>, 2006; Saxe et al., 2005; Saxe et al., 2007)</w:t>
+        <w:t xml:space="preserve"> (e.g., Markson &amp; Spelke, 2006; Saxe et al., 2005; Saxe et al., 2007)</w:t>
       </w:r>
       <w:r>
         <w:rPr>
@@ -8575,23 +7884,7 @@
           <w:sz w:val="24"/>
           <w:szCs w:val="24"/>
         </w:rPr>
-        <w:t xml:space="preserve">, </w:t>
-      </w:r>
-      <w:r>
-        <w:rPr>
-          <w:rFonts w:ascii="Times New Roman" w:hAnsi="Times New Roman" w:cs="Times New Roman"/>
-          <w:sz w:val="24"/>
-          <w:szCs w:val="24"/>
-        </w:rPr>
-        <w:t>combined with</w:t>
-      </w:r>
-      <w:r>
-        <w:rPr>
-          <w:rFonts w:ascii="Times New Roman" w:hAnsi="Times New Roman" w:cs="Times New Roman"/>
-          <w:sz w:val="24"/>
-          <w:szCs w:val="24"/>
-        </w:rPr>
-        <w:t xml:space="preserve"> a small number of inherent perceptual biases, such as preferences for faces over non-faces </w:t>
+        <w:t xml:space="preserve">, combined with a small number of inherent perceptual biases, such as preferences for faces over non-faces </w:t>
       </w:r>
       <w:r>
         <w:rPr>
@@ -8615,61 +7908,7 @@
           <w:sz w:val="24"/>
           <w:szCs w:val="24"/>
         </w:rPr>
-        <w:t xml:space="preserve">(e.g., Slater, 1989; </w:t>
-      </w:r>
-      <w:proofErr w:type="spellStart"/>
-      <w:r>
-        <w:rPr>
-          <w:rFonts w:ascii="Times New Roman" w:hAnsi="Times New Roman" w:cs="Times New Roman"/>
-          <w:sz w:val="24"/>
-          <w:szCs w:val="24"/>
-        </w:rPr>
-        <w:t>Vallortigara</w:t>
-      </w:r>
-      <w:proofErr w:type="spellEnd"/>
-      <w:r>
-        <w:rPr>
-          <w:rFonts w:ascii="Times New Roman" w:hAnsi="Times New Roman" w:cs="Times New Roman"/>
-          <w:sz w:val="24"/>
-          <w:szCs w:val="24"/>
-        </w:rPr>
-        <w:t xml:space="preserve">, </w:t>
-      </w:r>
-      <w:proofErr w:type="spellStart"/>
-      <w:r>
-        <w:rPr>
-          <w:rFonts w:ascii="Times New Roman" w:hAnsi="Times New Roman" w:cs="Times New Roman"/>
-          <w:sz w:val="24"/>
-          <w:szCs w:val="24"/>
-        </w:rPr>
-        <w:t>Regolin</w:t>
-      </w:r>
-      <w:proofErr w:type="spellEnd"/>
-      <w:r>
-        <w:rPr>
-          <w:rFonts w:ascii="Times New Roman" w:hAnsi="Times New Roman" w:cs="Times New Roman"/>
-          <w:sz w:val="24"/>
-          <w:szCs w:val="24"/>
-        </w:rPr>
-        <w:t xml:space="preserve">, &amp; </w:t>
-      </w:r>
-      <w:proofErr w:type="spellStart"/>
-      <w:r>
-        <w:rPr>
-          <w:rFonts w:ascii="Times New Roman" w:hAnsi="Times New Roman" w:cs="Times New Roman"/>
-          <w:sz w:val="24"/>
-          <w:szCs w:val="24"/>
-        </w:rPr>
-        <w:t>Marconato</w:t>
-      </w:r>
-      <w:proofErr w:type="spellEnd"/>
-      <w:r>
-        <w:rPr>
-          <w:rFonts w:ascii="Times New Roman" w:hAnsi="Times New Roman" w:cs="Times New Roman"/>
-          <w:sz w:val="24"/>
-          <w:szCs w:val="24"/>
-        </w:rPr>
-        <w:t>, 2005)</w:t>
+        <w:t>(e.g., Slater, 1989; Vallortigara, Regolin, &amp; Marconato, 2005)</w:t>
       </w:r>
       <w:r>
         <w:rPr>
@@ -8923,23 +8162,7 @@
           <w:sz w:val="24"/>
           <w:szCs w:val="24"/>
         </w:rPr>
-        <w:t>the</w:t>
-      </w:r>
-      <w:r>
-        <w:rPr>
-          <w:rFonts w:ascii="Times New Roman" w:hAnsi="Times New Roman" w:cs="Times New Roman"/>
-          <w:sz w:val="24"/>
-          <w:szCs w:val="24"/>
-        </w:rPr>
-        <w:t>se features and actions</w:t>
-      </w:r>
-      <w:r>
-        <w:rPr>
-          <w:rFonts w:ascii="Times New Roman" w:hAnsi="Times New Roman" w:cs="Times New Roman"/>
-          <w:sz w:val="24"/>
-          <w:szCs w:val="24"/>
-        </w:rPr>
-        <w:t xml:space="preserve"> </w:t>
+        <w:t xml:space="preserve">these features and actions </w:t>
       </w:r>
       <w:r>
         <w:rPr>
@@ -9003,18 +8226,8 @@
           <w:sz w:val="24"/>
           <w:szCs w:val="24"/>
         </w:rPr>
-        <w:t xml:space="preserve">some perceptual features </w:t>
-      </w:r>
-      <w:proofErr w:type="gramStart"/>
-      <w:r>
-        <w:rPr>
-          <w:rFonts w:ascii="Times New Roman" w:hAnsi="Times New Roman" w:cs="Times New Roman"/>
-          <w:sz w:val="24"/>
-          <w:szCs w:val="24"/>
-        </w:rPr>
-        <w:t>covary</w:t>
-      </w:r>
-      <w:proofErr w:type="gramEnd"/>
+        <w:t>some perceptual features covary</w:t>
+      </w:r>
       <w:r>
         <w:rPr>
           <w:rFonts w:ascii="Times New Roman" w:hAnsi="Times New Roman" w:cs="Times New Roman"/>
@@ -9107,103 +8320,15 @@
           <w:sz w:val="24"/>
           <w:szCs w:val="24"/>
         </w:rPr>
-        <w:t>Th</w:t>
-      </w:r>
-      <w:r>
-        <w:rPr>
-          <w:rFonts w:ascii="Times New Roman" w:hAnsi="Times New Roman" w:cs="Times New Roman"/>
-          <w:sz w:val="24"/>
-          <w:szCs w:val="24"/>
-        </w:rPr>
-        <w:t xml:space="preserve">e </w:t>
-      </w:r>
-      <w:r>
-        <w:rPr>
-          <w:rFonts w:ascii="Times New Roman" w:hAnsi="Times New Roman" w:cs="Times New Roman"/>
-          <w:sz w:val="24"/>
-          <w:szCs w:val="24"/>
-        </w:rPr>
-        <w:t xml:space="preserve">reason infants may be attuned to this associative relation </w:t>
-      </w:r>
-      <w:r>
-        <w:rPr>
-          <w:rFonts w:ascii="Times New Roman" w:hAnsi="Times New Roman" w:cs="Times New Roman"/>
-          <w:sz w:val="24"/>
-          <w:szCs w:val="24"/>
-        </w:rPr>
-        <w:t>at all</w:t>
-      </w:r>
-      <w:r>
-        <w:rPr>
-          <w:rFonts w:ascii="Times New Roman" w:hAnsi="Times New Roman" w:cs="Times New Roman"/>
-          <w:sz w:val="24"/>
-          <w:szCs w:val="24"/>
-        </w:rPr>
-        <w:t>—that is, that elongated appendages are linked to the kinematics of distinct actions—</w:t>
-      </w:r>
-      <w:r>
-        <w:rPr>
-          <w:rFonts w:ascii="Times New Roman" w:hAnsi="Times New Roman" w:cs="Times New Roman"/>
-          <w:sz w:val="24"/>
-          <w:szCs w:val="24"/>
-        </w:rPr>
-        <w:t xml:space="preserve">is that they possess an early emerging, </w:t>
-      </w:r>
-      <w:r>
-        <w:rPr>
-          <w:rFonts w:ascii="Times New Roman" w:hAnsi="Times New Roman" w:cs="Times New Roman"/>
-          <w:sz w:val="24"/>
-          <w:szCs w:val="24"/>
-        </w:rPr>
-        <w:t>and</w:t>
-      </w:r>
-      <w:r>
-        <w:rPr>
-          <w:rFonts w:ascii="Times New Roman" w:hAnsi="Times New Roman" w:cs="Times New Roman"/>
-          <w:sz w:val="24"/>
-          <w:szCs w:val="24"/>
-        </w:rPr>
-        <w:t xml:space="preserve"> </w:t>
-      </w:r>
-      <w:r>
-        <w:rPr>
-          <w:rFonts w:ascii="Times New Roman" w:hAnsi="Times New Roman" w:cs="Times New Roman"/>
-          <w:sz w:val="24"/>
-          <w:szCs w:val="24"/>
-        </w:rPr>
-        <w:t>perhaps even innate</w:t>
-      </w:r>
-      <w:r>
-        <w:rPr>
-          <w:rFonts w:ascii="Times New Roman" w:hAnsi="Times New Roman" w:cs="Times New Roman"/>
-          <w:sz w:val="24"/>
-          <w:szCs w:val="24"/>
-        </w:rPr>
-        <w:t xml:space="preserve"> (i.e., unlearned and evolutionarily ancient; Carey, 2009)</w:t>
-      </w:r>
-      <w:r>
-        <w:rPr>
-          <w:rFonts w:ascii="Times New Roman" w:hAnsi="Times New Roman" w:cs="Times New Roman"/>
-          <w:sz w:val="24"/>
-          <w:szCs w:val="24"/>
-        </w:rPr>
-        <w:t xml:space="preserve">, bias to attend to moving rather than stationary objects. </w:t>
-      </w:r>
-      <w:r>
-        <w:rPr>
-          <w:rFonts w:ascii="Times New Roman" w:hAnsi="Times New Roman" w:cs="Times New Roman"/>
-          <w:sz w:val="24"/>
-          <w:szCs w:val="24"/>
-        </w:rPr>
-        <w:t xml:space="preserve">In </w:t>
-      </w:r>
-      <w:r>
-        <w:rPr>
-          <w:rFonts w:ascii="Times New Roman" w:hAnsi="Times New Roman" w:cs="Times New Roman"/>
-          <w:sz w:val="24"/>
-          <w:szCs w:val="24"/>
-        </w:rPr>
-        <w:t>all likelihood</w:t>
+        <w:t xml:space="preserve">Infants may be attuned to this relation in the first place because of an early emerging, perhaps even innate, bias to attend to the inherently attention-grabbing motion depicted on the action side of the relation.  </w:t>
+      </w:r>
+      <w:r>
+        <w:rPr>
+          <w:rFonts w:ascii="Times New Roman" w:hAnsi="Times New Roman" w:cs="Times New Roman"/>
+          <w:sz w:val="24"/>
+          <w:szCs w:val="24"/>
+        </w:rPr>
+        <w:t>Whatever the reason</w:t>
       </w:r>
       <w:r>
         <w:rPr>
@@ -9219,71 +8344,183 @@
           <w:sz w:val="24"/>
           <w:szCs w:val="24"/>
         </w:rPr>
-        <w:t xml:space="preserve"> this is due to</w:t>
-      </w:r>
-      <w:r>
-        <w:rPr>
-          <w:rFonts w:ascii="Times New Roman" w:hAnsi="Times New Roman" w:cs="Times New Roman"/>
-          <w:sz w:val="24"/>
-          <w:szCs w:val="24"/>
-        </w:rPr>
-        <w:t xml:space="preserve"> the</w:t>
-      </w:r>
-      <w:r>
-        <w:rPr>
-          <w:rFonts w:ascii="Times New Roman" w:hAnsi="Times New Roman" w:cs="Times New Roman"/>
-          <w:sz w:val="24"/>
-          <w:szCs w:val="24"/>
-        </w:rPr>
-        <w:t xml:space="preserve"> </w:t>
-      </w:r>
-      <w:r>
-        <w:rPr>
-          <w:rFonts w:ascii="Times New Roman" w:hAnsi="Times New Roman" w:cs="Times New Roman"/>
-          <w:sz w:val="24"/>
-          <w:szCs w:val="24"/>
-        </w:rPr>
-        <w:t>fact that</w:t>
-      </w:r>
-      <w:r>
-        <w:rPr>
-          <w:rFonts w:ascii="Times New Roman" w:hAnsi="Times New Roman" w:cs="Times New Roman"/>
-          <w:sz w:val="24"/>
-          <w:szCs w:val="24"/>
-        </w:rPr>
-        <w:t>, in depicting (different kinds of) motion,</w:t>
-      </w:r>
-      <w:r>
-        <w:rPr>
-          <w:rFonts w:ascii="Times New Roman" w:hAnsi="Times New Roman" w:cs="Times New Roman"/>
-          <w:sz w:val="24"/>
-          <w:szCs w:val="24"/>
-        </w:rPr>
-        <w:t xml:space="preserve"> action-at-a-distance and contact events </w:t>
-      </w:r>
-      <w:r>
-        <w:rPr>
-          <w:rFonts w:ascii="Times New Roman" w:hAnsi="Times New Roman" w:cs="Times New Roman"/>
-          <w:sz w:val="24"/>
-          <w:szCs w:val="24"/>
-        </w:rPr>
-        <w:t xml:space="preserve">are inherently attention-grabbing. </w:t>
-      </w:r>
-      <w:r>
-        <w:rPr>
-          <w:rFonts w:ascii="Times New Roman" w:hAnsi="Times New Roman" w:cs="Times New Roman"/>
-          <w:sz w:val="24"/>
-          <w:szCs w:val="24"/>
-        </w:rPr>
-        <w:t>Whatever the reason may be that infants are drawn to these events</w:t>
-      </w:r>
-      <w:r>
-        <w:rPr>
-          <w:rFonts w:ascii="Times New Roman" w:hAnsi="Times New Roman" w:cs="Times New Roman"/>
-          <w:sz w:val="24"/>
-          <w:szCs w:val="24"/>
-        </w:rPr>
-        <w:t xml:space="preserve">, </w:t>
+        <w:t xml:space="preserve"> </w:t>
+      </w:r>
+      <w:r>
+        <w:rPr>
+          <w:rFonts w:ascii="Times New Roman" w:hAnsi="Times New Roman" w:cs="Times New Roman"/>
+          <w:sz w:val="24"/>
+          <w:szCs w:val="24"/>
+        </w:rPr>
+        <w:t>once</w:t>
+      </w:r>
+      <w:r>
+        <w:rPr>
+          <w:rFonts w:ascii="Times New Roman" w:hAnsi="Times New Roman" w:cs="Times New Roman"/>
+          <w:sz w:val="24"/>
+          <w:szCs w:val="24"/>
+        </w:rPr>
+        <w:t xml:space="preserve"> infants have directed their attention to this relation,</w:t>
+      </w:r>
+      <w:r>
+        <w:rPr>
+          <w:rFonts w:ascii="Times New Roman" w:hAnsi="Times New Roman" w:cs="Times New Roman"/>
+          <w:sz w:val="24"/>
+          <w:szCs w:val="24"/>
+        </w:rPr>
+        <w:t xml:space="preserve"> </w:t>
+      </w:r>
+      <w:r>
+        <w:rPr>
+          <w:rFonts w:ascii="Times New Roman" w:hAnsi="Times New Roman" w:cs="Times New Roman"/>
+          <w:sz w:val="24"/>
+          <w:szCs w:val="24"/>
+        </w:rPr>
+        <w:t>they may</w:t>
+      </w:r>
+      <w:r>
+        <w:rPr>
+          <w:rFonts w:ascii="Times New Roman" w:hAnsi="Times New Roman" w:cs="Times New Roman"/>
+          <w:sz w:val="24"/>
+          <w:szCs w:val="24"/>
+        </w:rPr>
+        <w:t xml:space="preserve"> notice that </w:t>
+      </w:r>
+      <w:r>
+        <w:rPr>
+          <w:rFonts w:ascii="Times New Roman" w:hAnsi="Times New Roman" w:cs="Times New Roman"/>
+          <w:sz w:val="24"/>
+          <w:szCs w:val="24"/>
+        </w:rPr>
+        <w:t>elongated appendages (</w:t>
+      </w:r>
+      <w:r>
+        <w:rPr>
+          <w:rFonts w:ascii="Times New Roman" w:hAnsi="Times New Roman" w:cs="Times New Roman"/>
+          <w:sz w:val="24"/>
+          <w:szCs w:val="24"/>
+        </w:rPr>
+        <w:t>legs for an adult</w:t>
+      </w:r>
+      <w:r>
+        <w:rPr>
+          <w:rFonts w:ascii="Times New Roman" w:hAnsi="Times New Roman" w:cs="Times New Roman"/>
+          <w:sz w:val="24"/>
+          <w:szCs w:val="24"/>
+        </w:rPr>
+        <w:t>)</w:t>
+      </w:r>
+      <w:r>
+        <w:rPr>
+          <w:rFonts w:ascii="Times New Roman" w:hAnsi="Times New Roman" w:cs="Times New Roman"/>
+          <w:sz w:val="24"/>
+          <w:szCs w:val="24"/>
+        </w:rPr>
+        <w:t xml:space="preserve"> tend to be </w:t>
+      </w:r>
+      <w:r>
+        <w:rPr>
+          <w:rFonts w:ascii="Times New Roman" w:hAnsi="Times New Roman" w:cs="Times New Roman"/>
+          <w:sz w:val="24"/>
+          <w:szCs w:val="24"/>
+        </w:rPr>
+        <w:t>present during these movement events</w:t>
+      </w:r>
+      <w:r>
+        <w:rPr>
+          <w:rFonts w:ascii="Times New Roman" w:hAnsi="Times New Roman" w:cs="Times New Roman"/>
+          <w:sz w:val="24"/>
+          <w:szCs w:val="24"/>
+        </w:rPr>
+        <w:t>.</w:t>
+      </w:r>
+      <w:r>
+        <w:rPr>
+          <w:rFonts w:ascii="Times New Roman" w:hAnsi="Times New Roman" w:cs="Times New Roman"/>
+          <w:sz w:val="24"/>
+          <w:szCs w:val="24"/>
+        </w:rPr>
+        <w:t xml:space="preserve"> Consequently,</w:t>
+      </w:r>
+      <w:r>
+        <w:rPr>
+          <w:rFonts w:ascii="Times New Roman" w:hAnsi="Times New Roman" w:cs="Times New Roman"/>
+          <w:sz w:val="24"/>
+          <w:szCs w:val="24"/>
+        </w:rPr>
+        <w:t xml:space="preserve"> </w:t>
+      </w:r>
+      <w:r>
+        <w:rPr>
+          <w:rFonts w:ascii="Times New Roman" w:hAnsi="Times New Roman" w:cs="Times New Roman"/>
+          <w:sz w:val="24"/>
+          <w:szCs w:val="24"/>
+        </w:rPr>
+        <w:t>a</w:t>
+      </w:r>
+      <w:r>
+        <w:rPr>
+          <w:rFonts w:ascii="Times New Roman" w:hAnsi="Times New Roman" w:cs="Times New Roman"/>
+          <w:sz w:val="24"/>
+          <w:szCs w:val="24"/>
+        </w:rPr>
+        <w:t xml:space="preserve"> nascent link </w:t>
+      </w:r>
+      <w:r>
+        <w:rPr>
+          <w:rFonts w:ascii="Times New Roman" w:hAnsi="Times New Roman" w:cs="Times New Roman"/>
+          <w:sz w:val="24"/>
+          <w:szCs w:val="24"/>
+        </w:rPr>
+        <w:t xml:space="preserve">may be established </w:t>
+      </w:r>
+      <w:r>
+        <w:rPr>
+          <w:rFonts w:ascii="Times New Roman" w:hAnsi="Times New Roman" w:cs="Times New Roman"/>
+          <w:sz w:val="24"/>
+          <w:szCs w:val="24"/>
+        </w:rPr>
+        <w:t>between these appendages and</w:t>
+      </w:r>
+      <w:r>
+        <w:rPr>
+          <w:rFonts w:ascii="Times New Roman" w:hAnsi="Times New Roman" w:cs="Times New Roman"/>
+          <w:sz w:val="24"/>
+          <w:szCs w:val="24"/>
+        </w:rPr>
+        <w:t xml:space="preserve"> both actions’ kinematics.</w:t>
+      </w:r>
+      <w:r>
+        <w:rPr>
+          <w:rFonts w:ascii="Times New Roman" w:hAnsi="Times New Roman" w:cs="Times New Roman"/>
+          <w:sz w:val="24"/>
+          <w:szCs w:val="24"/>
+        </w:rPr>
+        <w:t xml:space="preserve"> </w:t>
+      </w:r>
+      <w:r>
+        <w:rPr>
+          <w:rFonts w:ascii="Times New Roman" w:hAnsi="Times New Roman" w:cs="Times New Roman"/>
+          <w:sz w:val="24"/>
+          <w:szCs w:val="24"/>
+        </w:rPr>
+        <w:t xml:space="preserve">At the same time, </w:t>
+      </w:r>
+      <w:r>
+        <w:rPr>
+          <w:rFonts w:ascii="Times New Roman" w:hAnsi="Times New Roman" w:cs="Times New Roman"/>
+          <w:sz w:val="24"/>
+          <w:szCs w:val="24"/>
+        </w:rPr>
+        <w:t xml:space="preserve">because objects </w:t>
+      </w:r>
+      <w:r>
+        <w:rPr>
+          <w:rFonts w:ascii="Times New Roman" w:hAnsi="Times New Roman" w:cs="Times New Roman"/>
+          <w:sz w:val="24"/>
+          <w:szCs w:val="24"/>
+        </w:rPr>
+        <w:t xml:space="preserve">largely only move </w:t>
       </w:r>
       <w:r>
         <w:rPr>
@@ -9292,191 +8529,7 @@
           <w:szCs w:val="24"/>
         </w:rPr>
         <w:lastRenderedPageBreak/>
-        <w:t>once t</w:t>
-      </w:r>
-      <w:r>
-        <w:rPr>
-          <w:rFonts w:ascii="Times New Roman" w:hAnsi="Times New Roman" w:cs="Times New Roman"/>
-          <w:sz w:val="24"/>
-          <w:szCs w:val="24"/>
-        </w:rPr>
-        <w:t>heir attention has been directed</w:t>
-      </w:r>
-      <w:r>
-        <w:rPr>
-          <w:rFonts w:ascii="Times New Roman" w:hAnsi="Times New Roman" w:cs="Times New Roman"/>
-          <w:sz w:val="24"/>
-          <w:szCs w:val="24"/>
-        </w:rPr>
-        <w:t xml:space="preserve"> to them</w:t>
-      </w:r>
-      <w:r>
-        <w:rPr>
-          <w:rFonts w:ascii="Times New Roman" w:hAnsi="Times New Roman" w:cs="Times New Roman"/>
-          <w:sz w:val="24"/>
-          <w:szCs w:val="24"/>
-        </w:rPr>
-        <w:t xml:space="preserve">, </w:t>
-      </w:r>
-      <w:r>
-        <w:rPr>
-          <w:rFonts w:ascii="Times New Roman" w:hAnsi="Times New Roman" w:cs="Times New Roman"/>
-          <w:sz w:val="24"/>
-          <w:szCs w:val="24"/>
-        </w:rPr>
-        <w:t xml:space="preserve">infants </w:t>
-      </w:r>
-      <w:r>
-        <w:rPr>
-          <w:rFonts w:ascii="Times New Roman" w:hAnsi="Times New Roman" w:cs="Times New Roman"/>
-          <w:sz w:val="24"/>
-          <w:szCs w:val="24"/>
-        </w:rPr>
-        <w:t>might</w:t>
-      </w:r>
-      <w:r>
-        <w:rPr>
-          <w:rFonts w:ascii="Times New Roman" w:hAnsi="Times New Roman" w:cs="Times New Roman"/>
-          <w:sz w:val="24"/>
-          <w:szCs w:val="24"/>
-        </w:rPr>
-        <w:t xml:space="preserve"> notice that </w:t>
-      </w:r>
-      <w:r>
-        <w:rPr>
-          <w:rFonts w:ascii="Times New Roman" w:hAnsi="Times New Roman" w:cs="Times New Roman"/>
-          <w:sz w:val="24"/>
-          <w:szCs w:val="24"/>
-        </w:rPr>
-        <w:t>elongated appendages (</w:t>
-      </w:r>
-      <w:r>
-        <w:rPr>
-          <w:rFonts w:ascii="Times New Roman" w:hAnsi="Times New Roman" w:cs="Times New Roman"/>
-          <w:sz w:val="24"/>
-          <w:szCs w:val="24"/>
-        </w:rPr>
-        <w:t>legs for an adult</w:t>
-      </w:r>
-      <w:r>
-        <w:rPr>
-          <w:rFonts w:ascii="Times New Roman" w:hAnsi="Times New Roman" w:cs="Times New Roman"/>
-          <w:sz w:val="24"/>
-          <w:szCs w:val="24"/>
-        </w:rPr>
-        <w:t>)</w:t>
-      </w:r>
-      <w:r>
-        <w:rPr>
-          <w:rFonts w:ascii="Times New Roman" w:hAnsi="Times New Roman" w:cs="Times New Roman"/>
-          <w:sz w:val="24"/>
-          <w:szCs w:val="24"/>
-        </w:rPr>
-        <w:t xml:space="preserve"> tend to be </w:t>
-      </w:r>
-      <w:r>
-        <w:rPr>
-          <w:rFonts w:ascii="Times New Roman" w:hAnsi="Times New Roman" w:cs="Times New Roman"/>
-          <w:sz w:val="24"/>
-          <w:szCs w:val="24"/>
-        </w:rPr>
-        <w:t>present during these movement events</w:t>
-      </w:r>
-      <w:r>
-        <w:rPr>
-          <w:rFonts w:ascii="Times New Roman" w:hAnsi="Times New Roman" w:cs="Times New Roman"/>
-          <w:sz w:val="24"/>
-          <w:szCs w:val="24"/>
-        </w:rPr>
-        <w:t>.</w:t>
-      </w:r>
-      <w:r>
-        <w:rPr>
-          <w:rFonts w:ascii="Times New Roman" w:hAnsi="Times New Roman" w:cs="Times New Roman"/>
-          <w:sz w:val="24"/>
-          <w:szCs w:val="24"/>
-        </w:rPr>
-        <w:t xml:space="preserve"> Consequently,</w:t>
-      </w:r>
-      <w:r>
-        <w:rPr>
-          <w:rFonts w:ascii="Times New Roman" w:hAnsi="Times New Roman" w:cs="Times New Roman"/>
-          <w:sz w:val="24"/>
-          <w:szCs w:val="24"/>
-        </w:rPr>
-        <w:t xml:space="preserve"> </w:t>
-      </w:r>
-      <w:r>
-        <w:rPr>
-          <w:rFonts w:ascii="Times New Roman" w:hAnsi="Times New Roman" w:cs="Times New Roman"/>
-          <w:sz w:val="24"/>
-          <w:szCs w:val="24"/>
-        </w:rPr>
-        <w:t>a</w:t>
-      </w:r>
-      <w:r>
-        <w:rPr>
-          <w:rFonts w:ascii="Times New Roman" w:hAnsi="Times New Roman" w:cs="Times New Roman"/>
-          <w:sz w:val="24"/>
-          <w:szCs w:val="24"/>
-        </w:rPr>
-        <w:t xml:space="preserve"> nascent link </w:t>
-      </w:r>
-      <w:r>
-        <w:rPr>
-          <w:rFonts w:ascii="Times New Roman" w:hAnsi="Times New Roman" w:cs="Times New Roman"/>
-          <w:sz w:val="24"/>
-          <w:szCs w:val="24"/>
-        </w:rPr>
-        <w:t xml:space="preserve">may be established </w:t>
-      </w:r>
-      <w:r>
-        <w:rPr>
-          <w:rFonts w:ascii="Times New Roman" w:hAnsi="Times New Roman" w:cs="Times New Roman"/>
-          <w:sz w:val="24"/>
-          <w:szCs w:val="24"/>
-        </w:rPr>
-        <w:t>between these appendages and</w:t>
-      </w:r>
-      <w:r>
-        <w:rPr>
-          <w:rFonts w:ascii="Times New Roman" w:hAnsi="Times New Roman" w:cs="Times New Roman"/>
-          <w:sz w:val="24"/>
-          <w:szCs w:val="24"/>
-        </w:rPr>
-        <w:t xml:space="preserve"> both actions’ kinematics.</w:t>
-      </w:r>
-      <w:r>
-        <w:rPr>
-          <w:rFonts w:ascii="Times New Roman" w:hAnsi="Times New Roman" w:cs="Times New Roman"/>
-          <w:sz w:val="24"/>
-          <w:szCs w:val="24"/>
-        </w:rPr>
-        <w:t xml:space="preserve"> </w:t>
-      </w:r>
-      <w:r>
-        <w:rPr>
-          <w:rFonts w:ascii="Times New Roman" w:hAnsi="Times New Roman" w:cs="Times New Roman"/>
-          <w:sz w:val="24"/>
-          <w:szCs w:val="24"/>
-        </w:rPr>
-        <w:t xml:space="preserve">At the same time, </w:t>
-      </w:r>
-      <w:r>
-        <w:rPr>
-          <w:rFonts w:ascii="Times New Roman" w:hAnsi="Times New Roman" w:cs="Times New Roman"/>
-          <w:sz w:val="24"/>
-          <w:szCs w:val="24"/>
-        </w:rPr>
-        <w:t xml:space="preserve">because objects </w:t>
-      </w:r>
-      <w:r>
-        <w:rPr>
-          <w:rFonts w:ascii="Times New Roman" w:hAnsi="Times New Roman" w:cs="Times New Roman"/>
-          <w:sz w:val="24"/>
-          <w:szCs w:val="24"/>
-        </w:rPr>
-        <w:t>largely only move when contacted</w:t>
+        <w:t>when contacted</w:t>
       </w:r>
       <w:r>
         <w:rPr>
@@ -9634,15 +8687,7 @@
           <w:sz w:val="24"/>
           <w:szCs w:val="24"/>
         </w:rPr>
-        <w:t>its</w:t>
-      </w:r>
-      <w:r>
-        <w:rPr>
-          <w:rFonts w:ascii="Times New Roman" w:hAnsi="Times New Roman" w:cs="Times New Roman"/>
-          <w:sz w:val="24"/>
-          <w:szCs w:val="24"/>
-        </w:rPr>
-        <w:t xml:space="preserve"> </w:t>
+        <w:t xml:space="preserve">its </w:t>
       </w:r>
       <w:r>
         <w:rPr>
@@ -9848,41 +8893,15 @@
           <w:sz w:val="24"/>
           <w:szCs w:val="24"/>
         </w:rPr>
-        <w:t xml:space="preserve">As with the sensorimotor connections in </w:t>
-      </w:r>
-      <w:proofErr w:type="spellStart"/>
-      <w:r>
-        <w:rPr>
-          <w:rFonts w:ascii="Times New Roman" w:hAnsi="Times New Roman" w:cs="Times New Roman"/>
-          <w:sz w:val="24"/>
-          <w:szCs w:val="24"/>
-        </w:rPr>
-        <w:t>Braitenberg’s</w:t>
-      </w:r>
-      <w:proofErr w:type="spellEnd"/>
-      <w:r>
-        <w:rPr>
-          <w:rFonts w:ascii="Times New Roman" w:hAnsi="Times New Roman" w:cs="Times New Roman"/>
-          <w:sz w:val="24"/>
-          <w:szCs w:val="24"/>
-        </w:rPr>
-        <w:t xml:space="preserve"> vehicles, </w:t>
-      </w:r>
-      <w:r>
-        <w:rPr>
-          <w:rFonts w:ascii="Times New Roman" w:hAnsi="Times New Roman" w:cs="Times New Roman"/>
-          <w:sz w:val="24"/>
-          <w:szCs w:val="24"/>
-        </w:rPr>
-        <w:t>i</w:t>
-      </w:r>
-      <w:r>
-        <w:rPr>
-          <w:rFonts w:ascii="Times New Roman" w:hAnsi="Times New Roman" w:cs="Times New Roman"/>
-          <w:sz w:val="24"/>
-          <w:szCs w:val="24"/>
-        </w:rPr>
-        <w:t xml:space="preserve">t </w:t>
+        <w:t xml:space="preserve">As with the sensorimotor connections in Braitenberg’s vehicles, </w:t>
+      </w:r>
+      <w:r>
+        <w:rPr>
+          <w:rFonts w:ascii="Times New Roman" w:hAnsi="Times New Roman" w:cs="Times New Roman"/>
+          <w:sz w:val="24"/>
+          <w:szCs w:val="24"/>
+        </w:rPr>
+        <w:t xml:space="preserve">it </w:t>
       </w:r>
       <w:r>
         <w:rPr>
@@ -9946,25 +8965,7 @@
           <w:sz w:val="24"/>
           <w:szCs w:val="24"/>
         </w:rPr>
-        <w:t xml:space="preserve"> in </w:t>
-      </w:r>
-      <w:proofErr w:type="spellStart"/>
-      <w:r>
-        <w:rPr>
-          <w:rFonts w:ascii="Times New Roman" w:hAnsi="Times New Roman" w:cs="Times New Roman"/>
-          <w:sz w:val="24"/>
-          <w:szCs w:val="24"/>
-        </w:rPr>
-        <w:t>Spelke</w:t>
-      </w:r>
-      <w:proofErr w:type="spellEnd"/>
-      <w:r>
-        <w:rPr>
-          <w:rFonts w:ascii="Times New Roman" w:hAnsi="Times New Roman" w:cs="Times New Roman"/>
-          <w:sz w:val="24"/>
-          <w:szCs w:val="24"/>
-        </w:rPr>
-        <w:t xml:space="preserve"> et al. (1995)</w:t>
+        <w:t xml:space="preserve"> in Spelke et al. (1995)</w:t>
       </w:r>
       <w:r>
         <w:rPr>
@@ -10060,15 +9061,7 @@
           <w:sz w:val="24"/>
           <w:szCs w:val="24"/>
         </w:rPr>
-        <w:t>depicted action-at-a-distance action</w:t>
-      </w:r>
-      <w:r>
-        <w:rPr>
-          <w:rFonts w:ascii="Times New Roman" w:hAnsi="Times New Roman" w:cs="Times New Roman"/>
-          <w:sz w:val="24"/>
-          <w:szCs w:val="24"/>
-        </w:rPr>
-        <w:t xml:space="preserve"> </w:t>
+        <w:t xml:space="preserve">depicted action-at-a-distance action </w:t>
       </w:r>
       <w:r>
         <w:rPr>
@@ -10100,16 +9093,7 @@
           <w:sz w:val="24"/>
           <w:szCs w:val="24"/>
         </w:rPr>
-        <w:t xml:space="preserve">-feature relation </w:t>
-      </w:r>
-      <w:r>
-        <w:rPr>
-          <w:rFonts w:ascii="Times New Roman" w:hAnsi="Times New Roman" w:cs="Times New Roman"/>
-          <w:sz w:val="24"/>
-          <w:szCs w:val="24"/>
-        </w:rPr>
-        <w:lastRenderedPageBreak/>
-        <w:t>was consistent with that observed in the real world.</w:t>
+        <w:t>-feature relation was consistent with that observed in the real world.</w:t>
       </w:r>
       <w:r>
         <w:rPr>
@@ -10157,15 +9141,7 @@
           <w:sz w:val="24"/>
           <w:szCs w:val="24"/>
         </w:rPr>
-        <w:t>experienced</w:t>
-      </w:r>
-      <w:r>
-        <w:rPr>
-          <w:rFonts w:ascii="Times New Roman" w:hAnsi="Times New Roman" w:cs="Times New Roman"/>
-          <w:sz w:val="24"/>
-          <w:szCs w:val="24"/>
-        </w:rPr>
-        <w:t xml:space="preserve"> </w:t>
+        <w:t xml:space="preserve">experienced </w:t>
       </w:r>
       <w:r>
         <w:rPr>
@@ -10195,6 +9171,7 @@
           <w:sz w:val="24"/>
           <w:szCs w:val="24"/>
         </w:rPr>
+        <w:lastRenderedPageBreak/>
         <w:tab/>
       </w:r>
       <w:r>
@@ -10219,25 +9196,7 @@
           <w:sz w:val="24"/>
           <w:szCs w:val="24"/>
         </w:rPr>
-        <w:t xml:space="preserve">replicate </w:t>
-      </w:r>
-      <w:proofErr w:type="spellStart"/>
-      <w:r>
-        <w:rPr>
-          <w:rFonts w:ascii="Times New Roman" w:hAnsi="Times New Roman" w:cs="Times New Roman"/>
-          <w:sz w:val="24"/>
-          <w:szCs w:val="24"/>
-        </w:rPr>
-        <w:t>Spelke</w:t>
-      </w:r>
-      <w:proofErr w:type="spellEnd"/>
-      <w:r>
-        <w:rPr>
-          <w:rFonts w:ascii="Times New Roman" w:hAnsi="Times New Roman" w:cs="Times New Roman"/>
-          <w:sz w:val="24"/>
-          <w:szCs w:val="24"/>
-        </w:rPr>
-        <w:t xml:space="preserve"> et al.’s (1995) findings, </w:t>
+        <w:t xml:space="preserve">replicate Spelke et al.’s (1995) findings, </w:t>
       </w:r>
       <w:r>
         <w:rPr>
@@ -10547,25 +9506,7 @@
           <w:sz w:val="24"/>
           <w:szCs w:val="24"/>
         </w:rPr>
-        <w:t xml:space="preserve">Rakison &amp; </w:t>
-      </w:r>
-      <w:proofErr w:type="spellStart"/>
-      <w:r>
-        <w:rPr>
-          <w:rFonts w:ascii="Times New Roman" w:hAnsi="Times New Roman" w:cs="Times New Roman"/>
-          <w:sz w:val="24"/>
-          <w:szCs w:val="24"/>
-        </w:rPr>
-        <w:t>Lupyan</w:t>
-      </w:r>
-      <w:proofErr w:type="spellEnd"/>
-      <w:r>
-        <w:rPr>
-          <w:rFonts w:ascii="Times New Roman" w:hAnsi="Times New Roman" w:cs="Times New Roman"/>
-          <w:sz w:val="24"/>
-          <w:szCs w:val="24"/>
-        </w:rPr>
-        <w:t>, 2008)</w:t>
+        <w:t>Rakison &amp; Lupyan, 2008)</w:t>
       </w:r>
       <w:r>
         <w:rPr>
@@ -10844,15 +9785,7 @@
           <w:sz w:val="24"/>
           <w:szCs w:val="24"/>
         </w:rPr>
-        <w:t>was</w:t>
-      </w:r>
-      <w:r>
-        <w:rPr>
-          <w:rFonts w:ascii="Times New Roman" w:hAnsi="Times New Roman" w:cs="Times New Roman"/>
-          <w:sz w:val="24"/>
-          <w:szCs w:val="24"/>
-        </w:rPr>
-        <w:t xml:space="preserve"> </w:t>
+        <w:t xml:space="preserve">was </w:t>
       </w:r>
       <w:r>
         <w:rPr>
@@ -10868,23 +9801,7 @@
           <w:sz w:val="24"/>
           <w:szCs w:val="24"/>
         </w:rPr>
-        <w:t xml:space="preserve">is be a feature of the model that implements it. </w:t>
-      </w:r>
-      <w:r>
-        <w:rPr>
-          <w:rFonts w:ascii="Times New Roman" w:hAnsi="Times New Roman" w:cs="Times New Roman"/>
-          <w:sz w:val="24"/>
-          <w:szCs w:val="24"/>
-        </w:rPr>
-        <w:t>F</w:t>
-      </w:r>
-      <w:r>
-        <w:rPr>
-          <w:rFonts w:ascii="Times New Roman" w:hAnsi="Times New Roman" w:cs="Times New Roman"/>
-          <w:sz w:val="24"/>
-          <w:szCs w:val="24"/>
-        </w:rPr>
-        <w:t>inally</w:t>
+        <w:t>is be a feature of the model that implements it. Finally</w:t>
       </w:r>
       <w:r>
         <w:rPr>
@@ -10908,16 +9825,7 @@
           <w:sz w:val="24"/>
           <w:szCs w:val="24"/>
         </w:rPr>
-        <w:t xml:space="preserve"> (Benton, </w:t>
-      </w:r>
-      <w:r>
-        <w:rPr>
-          <w:rFonts w:ascii="Times New Roman" w:hAnsi="Times New Roman" w:cs="Times New Roman"/>
-          <w:sz w:val="24"/>
-          <w:szCs w:val="24"/>
-        </w:rPr>
-        <w:lastRenderedPageBreak/>
-        <w:t>2026</w:t>
+        <w:t xml:space="preserve"> (Benton, 2026</w:t>
       </w:r>
       <w:r>
         <w:rPr>
@@ -11141,6 +10049,7 @@
           <w:szCs w:val="24"/>
           <w14:ligatures w14:val="standardContextual"/>
         </w:rPr>
+        <w:lastRenderedPageBreak/>
         <w:drawing>
           <wp:inline distT="0" distB="0" distL="0" distR="0" wp14:anchorId="21781364" wp14:editId="3B3D6083">
             <wp:extent cx="6185624" cy="3781425"/>
@@ -11297,16 +10206,7 @@
           <w:sz w:val="24"/>
           <w:szCs w:val="24"/>
         </w:rPr>
-        <w:t xml:space="preserve">Surface appearances, features, and actions were presented to the model as patterns of activation across their </w:t>
-      </w:r>
-      <w:r>
-        <w:rPr>
-          <w:rFonts w:ascii="Times New Roman" w:hAnsi="Times New Roman" w:cs="Times New Roman"/>
-          <w:sz w:val="24"/>
-          <w:szCs w:val="24"/>
-        </w:rPr>
-        <w:lastRenderedPageBreak/>
-        <w:t xml:space="preserve">corresponding input groups. The model’s task for the surface appearance and feature groups was to reproduce at the output layer the same patterns of activation presented across the corresponding groups at the input layer. </w:t>
+        <w:t xml:space="preserve">Surface appearances, features, and actions were presented to the model as patterns of activation across their corresponding input groups. The model’s task for the surface appearance and feature groups was to reproduce at the output layer the same patterns of activation presented across the corresponding groups at the input layer. </w:t>
       </w:r>
     </w:p>
     <w:p>
@@ -11424,7 +10324,16 @@
           <w:sz w:val="24"/>
           <w:szCs w:val="24"/>
         </w:rPr>
-        <w:t xml:space="preserve">located at the far left of the motion group </w:t>
+        <w:t xml:space="preserve">located at </w:t>
+      </w:r>
+      <w:r>
+        <w:rPr>
+          <w:rFonts w:ascii="Times New Roman" w:hAnsi="Times New Roman" w:cs="Times New Roman"/>
+          <w:sz w:val="24"/>
+          <w:szCs w:val="24"/>
+        </w:rPr>
+        <w:lastRenderedPageBreak/>
+        <w:t xml:space="preserve">the far left of the motion group </w:t>
       </w:r>
       <w:r>
         <w:rPr>
@@ -11642,25 +10551,7 @@
           <w:sz w:val="24"/>
           <w:szCs w:val="24"/>
         </w:rPr>
-        <w:t xml:space="preserve">when one </w:t>
-      </w:r>
-      <w:proofErr w:type="gramStart"/>
-      <w:r>
-        <w:rPr>
-          <w:rFonts w:ascii="Times New Roman" w:hAnsi="Times New Roman" w:cs="Times New Roman"/>
-          <w:sz w:val="24"/>
-          <w:szCs w:val="24"/>
-        </w:rPr>
-        <w:t>stopped</w:t>
-      </w:r>
-      <w:proofErr w:type="gramEnd"/>
-      <w:r>
-        <w:rPr>
-          <w:rFonts w:ascii="Times New Roman" w:hAnsi="Times New Roman" w:cs="Times New Roman"/>
-          <w:sz w:val="24"/>
-          <w:szCs w:val="24"/>
-        </w:rPr>
-        <w:t xml:space="preserve"> and the other began moving</w:t>
+        <w:t>when one stopped and the other began moving</w:t>
       </w:r>
       <w:r>
         <w:rPr>
@@ -12042,32 +10933,15 @@
           <w:sz w:val="24"/>
           <w:szCs w:val="24"/>
         </w:rPr>
-        <w:t xml:space="preserve">networks. Older networks also differed from </w:t>
-      </w:r>
-      <w:r>
-        <w:rPr>
-          <w:rFonts w:ascii="Times New Roman" w:hAnsi="Times New Roman" w:cs="Times New Roman"/>
-          <w:sz w:val="24"/>
-          <w:szCs w:val="24"/>
-        </w:rPr>
-        <w:lastRenderedPageBreak/>
-        <w:t xml:space="preserve">younger </w:t>
-      </w:r>
-      <w:r>
-        <w:rPr>
-          <w:rFonts w:ascii="Times New Roman" w:hAnsi="Times New Roman" w:cs="Times New Roman"/>
-          <w:sz w:val="24"/>
-          <w:szCs w:val="24"/>
-        </w:rPr>
-        <w:t>one</w:t>
-      </w:r>
-      <w:r>
-        <w:rPr>
-          <w:rFonts w:ascii="Times New Roman" w:hAnsi="Times New Roman" w:cs="Times New Roman"/>
-          <w:sz w:val="24"/>
-          <w:szCs w:val="24"/>
-        </w:rPr>
-        <w:t xml:space="preserve">s </w:t>
+        <w:t xml:space="preserve">networks. Older networks also differed from younger </w:t>
+      </w:r>
+      <w:r>
+        <w:rPr>
+          <w:rFonts w:ascii="Times New Roman" w:hAnsi="Times New Roman" w:cs="Times New Roman"/>
+          <w:sz w:val="24"/>
+          <w:szCs w:val="24"/>
+        </w:rPr>
+        <w:t xml:space="preserve">ones </w:t>
       </w:r>
       <w:r>
         <w:rPr>
@@ -12225,15 +11099,7 @@
           <w:sz w:val="24"/>
           <w:szCs w:val="24"/>
         </w:rPr>
-        <w:t>r</w:t>
-      </w:r>
-      <w:r>
-        <w:rPr>
-          <w:rFonts w:ascii="Times New Roman" w:hAnsi="Times New Roman" w:cs="Times New Roman"/>
-          <w:sz w:val="24"/>
-          <w:szCs w:val="24"/>
-        </w:rPr>
-        <w:t xml:space="preserve"> </w:t>
+        <w:t xml:space="preserve">r </w:t>
       </w:r>
       <w:r>
         <w:rPr>
@@ -12281,25 +11147,7 @@
           <w:sz w:val="24"/>
           <w:szCs w:val="24"/>
         </w:rPr>
-        <w:t xml:space="preserve">Networks—like the infants in </w:t>
-      </w:r>
-      <w:proofErr w:type="spellStart"/>
-      <w:r>
-        <w:rPr>
-          <w:rFonts w:ascii="Times New Roman" w:hAnsi="Times New Roman" w:cs="Times New Roman"/>
-          <w:sz w:val="24"/>
-          <w:szCs w:val="24"/>
-        </w:rPr>
-        <w:t>Spelke</w:t>
-      </w:r>
-      <w:proofErr w:type="spellEnd"/>
-      <w:r>
-        <w:rPr>
-          <w:rFonts w:ascii="Times New Roman" w:hAnsi="Times New Roman" w:cs="Times New Roman"/>
-          <w:sz w:val="24"/>
-          <w:szCs w:val="24"/>
-        </w:rPr>
-        <w:t xml:space="preserve"> et al. (1995)—</w:t>
+        <w:t>Networks—like the infants in Spelke et al. (1995)—</w:t>
       </w:r>
       <w:r>
         <w:rPr>
@@ -12323,7 +11171,16 @@
           <w:sz w:val="24"/>
           <w:szCs w:val="24"/>
         </w:rPr>
-        <w:t>in the “real world.”</w:t>
+        <w:t xml:space="preserve">in </w:t>
+      </w:r>
+      <w:r>
+        <w:rPr>
+          <w:rFonts w:ascii="Times New Roman" w:hAnsi="Times New Roman" w:cs="Times New Roman"/>
+          <w:sz w:val="24"/>
+          <w:szCs w:val="24"/>
+        </w:rPr>
+        <w:lastRenderedPageBreak/>
+        <w:t>the “real world.”</w:t>
       </w:r>
       <w:r>
         <w:rPr>
@@ -12601,25 +11458,7 @@
           <w:sz w:val="24"/>
           <w:szCs w:val="24"/>
         </w:rPr>
-        <w:t xml:space="preserve">As in </w:t>
-      </w:r>
-      <w:proofErr w:type="spellStart"/>
-      <w:r>
-        <w:rPr>
-          <w:rFonts w:ascii="Times New Roman" w:hAnsi="Times New Roman" w:cs="Times New Roman"/>
-          <w:sz w:val="24"/>
-          <w:szCs w:val="24"/>
-        </w:rPr>
-        <w:t>Spelke</w:t>
-      </w:r>
-      <w:proofErr w:type="spellEnd"/>
-      <w:r>
-        <w:rPr>
-          <w:rFonts w:ascii="Times New Roman" w:hAnsi="Times New Roman" w:cs="Times New Roman"/>
-          <w:sz w:val="24"/>
-          <w:szCs w:val="24"/>
-        </w:rPr>
-        <w:t xml:space="preserve"> et al. (1995), </w:t>
+        <w:t xml:space="preserve">As in Spelke et al. (1995), </w:t>
       </w:r>
       <w:r>
         <w:rPr>
@@ -12635,51 +11474,15 @@
           <w:sz w:val="24"/>
           <w:szCs w:val="24"/>
         </w:rPr>
-        <w:t xml:space="preserve"> in the People condition produced an equivalent amount of </w:t>
-      </w:r>
-      <w:proofErr w:type="gramStart"/>
-      <w:r>
-        <w:rPr>
-          <w:rFonts w:ascii="Times New Roman" w:hAnsi="Times New Roman" w:cs="Times New Roman"/>
-          <w:sz w:val="24"/>
-          <w:szCs w:val="24"/>
-        </w:rPr>
-        <w:t>error</w:t>
-      </w:r>
-      <w:proofErr w:type="gramEnd"/>
-      <w:r>
-        <w:rPr>
-          <w:rFonts w:ascii="Times New Roman" w:hAnsi="Times New Roman" w:cs="Times New Roman"/>
-          <w:sz w:val="24"/>
-          <w:szCs w:val="24"/>
-        </w:rPr>
-        <w:t xml:space="preserve"> to the No Contact and Contact test events, whereas networks</w:t>
-      </w:r>
-      <w:r>
-        <w:rPr>
-          <w:rFonts w:ascii="Times New Roman" w:hAnsi="Times New Roman" w:cs="Times New Roman"/>
-          <w:sz w:val="24"/>
-          <w:szCs w:val="24"/>
-        </w:rPr>
-        <w:t xml:space="preserve"> in the Inanimate Object condition produced more </w:t>
-      </w:r>
-      <w:proofErr w:type="gramStart"/>
-      <w:r>
-        <w:rPr>
-          <w:rFonts w:ascii="Times New Roman" w:hAnsi="Times New Roman" w:cs="Times New Roman"/>
-          <w:sz w:val="24"/>
-          <w:szCs w:val="24"/>
-        </w:rPr>
-        <w:t>error</w:t>
-      </w:r>
-      <w:proofErr w:type="gramEnd"/>
-      <w:r>
-        <w:rPr>
-          <w:rFonts w:ascii="Times New Roman" w:hAnsi="Times New Roman" w:cs="Times New Roman"/>
-          <w:sz w:val="24"/>
-          <w:szCs w:val="24"/>
-        </w:rPr>
-        <w:t xml:space="preserve"> in response to</w:t>
+        <w:t xml:space="preserve"> in the People condition produced an equivalent amount of error to the No Contact and Contact test events, whereas networks</w:t>
+      </w:r>
+      <w:r>
+        <w:rPr>
+          <w:rFonts w:ascii="Times New Roman" w:hAnsi="Times New Roman" w:cs="Times New Roman"/>
+          <w:sz w:val="24"/>
+          <w:szCs w:val="24"/>
+        </w:rPr>
+        <w:t xml:space="preserve"> in the Inanimate Object condition produced more error in response to</w:t>
       </w:r>
       <w:r>
         <w:rPr>
@@ -12783,25 +11586,7 @@
           <w:sz w:val="24"/>
           <w:szCs w:val="24"/>
         </w:rPr>
-        <w:t xml:space="preserve">is not necessary to explain </w:t>
-      </w:r>
-      <w:proofErr w:type="spellStart"/>
-      <w:r>
-        <w:rPr>
-          <w:rFonts w:ascii="Times New Roman" w:hAnsi="Times New Roman" w:cs="Times New Roman"/>
-          <w:sz w:val="24"/>
-          <w:szCs w:val="24"/>
-        </w:rPr>
-        <w:t>Spelke</w:t>
-      </w:r>
-      <w:proofErr w:type="spellEnd"/>
-      <w:r>
-        <w:rPr>
-          <w:rFonts w:ascii="Times New Roman" w:hAnsi="Times New Roman" w:cs="Times New Roman"/>
-          <w:sz w:val="24"/>
-          <w:szCs w:val="24"/>
-        </w:rPr>
-        <w:t xml:space="preserve"> et al.’s (1995) findings; associative learning is clearly sufficient. Second, they suggest that</w:t>
+        <w:t>is not necessary to explain Spelke et al.’s (1995) findings; associative learning is clearly sufficient. Second, they suggest that</w:t>
       </w:r>
       <w:r>
         <w:rPr>
@@ -12817,25 +11602,7 @@
           <w:sz w:val="24"/>
           <w:szCs w:val="24"/>
         </w:rPr>
-        <w:t xml:space="preserve"> </w:t>
-      </w:r>
-      <w:proofErr w:type="spellStart"/>
-      <w:r>
-        <w:rPr>
-          <w:rFonts w:ascii="Times New Roman" w:hAnsi="Times New Roman" w:cs="Times New Roman"/>
-          <w:sz w:val="24"/>
-          <w:szCs w:val="24"/>
-        </w:rPr>
-        <w:t>Spelke</w:t>
-      </w:r>
-      <w:proofErr w:type="spellEnd"/>
-      <w:r>
-        <w:rPr>
-          <w:rFonts w:ascii="Times New Roman" w:hAnsi="Times New Roman" w:cs="Times New Roman"/>
-          <w:sz w:val="24"/>
-          <w:szCs w:val="24"/>
-        </w:rPr>
-        <w:t xml:space="preserve"> et al.</w:t>
+        <w:t xml:space="preserve"> Spelke et al.</w:t>
       </w:r>
       <w:r>
         <w:rPr>
@@ -12867,16 +11634,7 @@
           <w:sz w:val="24"/>
           <w:szCs w:val="24"/>
         </w:rPr>
-        <w:t xml:space="preserve">, their looking patterns across conditions and test </w:t>
-      </w:r>
-      <w:r>
-        <w:rPr>
-          <w:rFonts w:ascii="Times New Roman" w:hAnsi="Times New Roman" w:cs="Times New Roman"/>
-          <w:sz w:val="24"/>
-          <w:szCs w:val="24"/>
-        </w:rPr>
-        <w:lastRenderedPageBreak/>
-        <w:t xml:space="preserve">events would be qualitatively different </w:t>
+        <w:t xml:space="preserve">, their looking patterns across conditions and test events would be qualitatively different </w:t>
       </w:r>
       <w:r>
         <w:rPr>
@@ -12978,23 +11736,7 @@
           <w:sz w:val="24"/>
           <w:szCs w:val="24"/>
         </w:rPr>
-        <w:t>n</w:t>
-      </w:r>
-      <w:r>
-        <w:rPr>
-          <w:rFonts w:ascii="Times New Roman" w:hAnsi="Times New Roman" w:cs="Times New Roman"/>
-          <w:sz w:val="24"/>
-          <w:szCs w:val="24"/>
-        </w:rPr>
-        <w:t>onetheless</w:t>
-      </w:r>
-      <w:r>
-        <w:rPr>
-          <w:rFonts w:ascii="Times New Roman" w:hAnsi="Times New Roman" w:cs="Times New Roman"/>
-          <w:sz w:val="24"/>
-          <w:szCs w:val="24"/>
-        </w:rPr>
-        <w:t xml:space="preserve"> </w:t>
+        <w:t xml:space="preserve">nonetheless </w:t>
       </w:r>
       <w:r>
         <w:rPr>
@@ -13026,15 +11768,7 @@
           <w:sz w:val="24"/>
           <w:szCs w:val="24"/>
         </w:rPr>
-        <w:t>older networks</w:t>
-      </w:r>
-      <w:r>
-        <w:rPr>
-          <w:rFonts w:ascii="Times New Roman" w:hAnsi="Times New Roman" w:cs="Times New Roman"/>
-          <w:sz w:val="24"/>
-          <w:szCs w:val="24"/>
-        </w:rPr>
-        <w:t xml:space="preserve"> </w:t>
+        <w:t xml:space="preserve">older networks </w:t>
       </w:r>
       <w:r>
         <w:rPr>
@@ -13090,25 +11824,7 @@
           <w:sz w:val="24"/>
           <w:szCs w:val="24"/>
         </w:rPr>
-        <w:t xml:space="preserve"> </w:t>
-      </w:r>
-      <w:proofErr w:type="spellStart"/>
-      <w:r>
-        <w:rPr>
-          <w:rFonts w:ascii="Times New Roman" w:hAnsi="Times New Roman" w:cs="Times New Roman"/>
-          <w:sz w:val="24"/>
-          <w:szCs w:val="24"/>
-        </w:rPr>
-        <w:t>Spelke</w:t>
-      </w:r>
-      <w:proofErr w:type="spellEnd"/>
-      <w:r>
-        <w:rPr>
-          <w:rFonts w:ascii="Times New Roman" w:hAnsi="Times New Roman" w:cs="Times New Roman"/>
-          <w:sz w:val="24"/>
-          <w:szCs w:val="24"/>
-        </w:rPr>
-        <w:t xml:space="preserve"> et al. (1995) findings</w:t>
+        <w:t xml:space="preserve"> Spelke et al. (1995) findings</w:t>
       </w:r>
       <w:r>
         <w:rPr>
@@ -13132,15 +11848,7 @@
           <w:sz w:val="24"/>
           <w:szCs w:val="24"/>
         </w:rPr>
-        <w:t>they</w:t>
-      </w:r>
-      <w:r>
-        <w:rPr>
-          <w:rFonts w:ascii="Times New Roman" w:hAnsi="Times New Roman" w:cs="Times New Roman"/>
-          <w:sz w:val="24"/>
-          <w:szCs w:val="24"/>
-        </w:rPr>
-        <w:t xml:space="preserve"> </w:t>
+        <w:t xml:space="preserve">they </w:t>
       </w:r>
       <w:r>
         <w:rPr>
@@ -13196,7 +11904,16 @@
           <w:sz w:val="24"/>
           <w:szCs w:val="24"/>
         </w:rPr>
-        <w:t>in the absence of an identifiable source of contact</w:t>
+        <w:t xml:space="preserve">in the absence of an </w:t>
+      </w:r>
+      <w:r>
+        <w:rPr>
+          <w:rFonts w:ascii="Times New Roman" w:hAnsi="Times New Roman" w:cs="Times New Roman"/>
+          <w:sz w:val="24"/>
+          <w:szCs w:val="24"/>
+        </w:rPr>
+        <w:lastRenderedPageBreak/>
+        <w:t>identifiable source of contact</w:t>
       </w:r>
       <w:r>
         <w:rPr>
@@ -13388,25 +12105,7 @@
           <w:sz w:val="24"/>
           <w:szCs w:val="24"/>
         </w:rPr>
-        <w:t xml:space="preserve"> continued to replicate </w:t>
-      </w:r>
-      <w:proofErr w:type="spellStart"/>
-      <w:r>
-        <w:rPr>
-          <w:rFonts w:ascii="Times New Roman" w:hAnsi="Times New Roman" w:cs="Times New Roman"/>
-          <w:sz w:val="24"/>
-          <w:szCs w:val="24"/>
-        </w:rPr>
-        <w:t>Spelke</w:t>
-      </w:r>
-      <w:proofErr w:type="spellEnd"/>
-      <w:r>
-        <w:rPr>
-          <w:rFonts w:ascii="Times New Roman" w:hAnsi="Times New Roman" w:cs="Times New Roman"/>
-          <w:sz w:val="24"/>
-          <w:szCs w:val="24"/>
-        </w:rPr>
-        <w:t xml:space="preserve"> et al.’s (1995) findings</w:t>
+        <w:t xml:space="preserve"> continued to replicate Spelke et al.’s (1995) findings</w:t>
       </w:r>
       <w:r>
         <w:rPr>
@@ -13589,25 +12288,7 @@
           <w:sz w:val="24"/>
           <w:szCs w:val="24"/>
         </w:rPr>
-        <w:t xml:space="preserve"> replicated infants’ looking patterns in </w:t>
-      </w:r>
-      <w:proofErr w:type="spellStart"/>
-      <w:r>
-        <w:rPr>
-          <w:rFonts w:ascii="Times New Roman" w:hAnsi="Times New Roman" w:cs="Times New Roman"/>
-          <w:sz w:val="24"/>
-          <w:szCs w:val="24"/>
-        </w:rPr>
-        <w:t>Spelke</w:t>
-      </w:r>
-      <w:proofErr w:type="spellEnd"/>
-      <w:r>
-        <w:rPr>
-          <w:rFonts w:ascii="Times New Roman" w:hAnsi="Times New Roman" w:cs="Times New Roman"/>
-          <w:sz w:val="24"/>
-          <w:szCs w:val="24"/>
-        </w:rPr>
-        <w:t xml:space="preserve"> et al. (1995) was because </w:t>
+        <w:t xml:space="preserve"> replicated infants’ looking patterns in Spelke et al. (1995) was because </w:t>
       </w:r>
       <w:r>
         <w:rPr>
@@ -13775,16 +12456,7 @@
           <w:sz w:val="24"/>
           <w:szCs w:val="24"/>
         </w:rPr>
-        <w:t xml:space="preserve">surface features that differed in their </w:t>
-      </w:r>
-      <w:r>
-        <w:rPr>
-          <w:rFonts w:ascii="Times New Roman" w:hAnsi="Times New Roman" w:cs="Times New Roman"/>
-          <w:sz w:val="24"/>
-          <w:szCs w:val="24"/>
-        </w:rPr>
-        <w:lastRenderedPageBreak/>
-        <w:t xml:space="preserve">perceptual salience. </w:t>
+        <w:t xml:space="preserve">surface features that differed in their perceptual salience. </w:t>
       </w:r>
       <w:r>
         <w:rPr>
@@ -14054,7 +12726,16 @@
           <w:sz w:val="24"/>
           <w:szCs w:val="24"/>
         </w:rPr>
-        <w:t xml:space="preserve"> looked longer when a human hand</w:t>
+        <w:t xml:space="preserve"> </w:t>
+      </w:r>
+      <w:r>
+        <w:rPr>
+          <w:rFonts w:ascii="Times New Roman" w:hAnsi="Times New Roman" w:cs="Times New Roman"/>
+          <w:sz w:val="24"/>
+          <w:szCs w:val="24"/>
+        </w:rPr>
+        <w:lastRenderedPageBreak/>
+        <w:t>looked longer when a human hand</w:t>
       </w:r>
       <w:r>
         <w:rPr>
@@ -14142,15 +12823,7 @@
           <w:sz w:val="24"/>
           <w:szCs w:val="24"/>
         </w:rPr>
-        <w:t xml:space="preserve"> a toy truck than from behind one concealing a human hand or puppet.</w:t>
-      </w:r>
-      <w:r>
-        <w:rPr>
-          <w:rFonts w:ascii="Times New Roman" w:hAnsi="Times New Roman" w:cs="Times New Roman"/>
-          <w:sz w:val="24"/>
-          <w:szCs w:val="24"/>
-        </w:rPr>
-        <w:t xml:space="preserve"> </w:t>
+        <w:t xml:space="preserve"> a toy truck than from behind one concealing a human hand or puppet. </w:t>
       </w:r>
       <w:r>
         <w:rPr>
@@ -14206,33 +12879,15 @@
           <w:sz w:val="24"/>
           <w:szCs w:val="24"/>
         </w:rPr>
-        <w:t xml:space="preserve">Markson and </w:t>
-      </w:r>
-      <w:proofErr w:type="spellStart"/>
-      <w:r>
-        <w:rPr>
-          <w:rFonts w:ascii="Times New Roman" w:hAnsi="Times New Roman" w:cs="Times New Roman"/>
-          <w:sz w:val="24"/>
-          <w:szCs w:val="24"/>
-        </w:rPr>
-        <w:t>Spelke</w:t>
-      </w:r>
-      <w:r>
-        <w:rPr>
-          <w:rFonts w:ascii="Times New Roman" w:hAnsi="Times New Roman" w:cs="Times New Roman"/>
-          <w:sz w:val="24"/>
-          <w:szCs w:val="24"/>
-        </w:rPr>
-        <w:t>’s</w:t>
-      </w:r>
-      <w:proofErr w:type="spellEnd"/>
-      <w:r>
-        <w:rPr>
-          <w:rFonts w:ascii="Times New Roman" w:hAnsi="Times New Roman" w:cs="Times New Roman"/>
-          <w:sz w:val="24"/>
-          <w:szCs w:val="24"/>
-        </w:rPr>
-        <w:t xml:space="preserve"> (2006) </w:t>
+        <w:t>Markson and Spelke</w:t>
+      </w:r>
+      <w:r>
+        <w:rPr>
+          <w:rFonts w:ascii="Times New Roman" w:hAnsi="Times New Roman" w:cs="Times New Roman"/>
+          <w:sz w:val="24"/>
+          <w:szCs w:val="24"/>
+        </w:rPr>
+        <w:t xml:space="preserve">’s (2006) </w:t>
       </w:r>
       <w:r>
         <w:rPr>
@@ -14334,23 +12989,7 @@
           <w:sz w:val="24"/>
           <w:szCs w:val="24"/>
         </w:rPr>
-        <w:t>capturing</w:t>
-      </w:r>
-      <w:r>
-        <w:rPr>
-          <w:rFonts w:ascii="Times New Roman" w:hAnsi="Times New Roman" w:cs="Times New Roman"/>
-          <w:sz w:val="24"/>
-          <w:szCs w:val="24"/>
-        </w:rPr>
-        <w:t xml:space="preserve"> </w:t>
-      </w:r>
-      <w:r>
-        <w:rPr>
-          <w:rFonts w:ascii="Times New Roman" w:hAnsi="Times New Roman" w:cs="Times New Roman"/>
-          <w:sz w:val="24"/>
-          <w:szCs w:val="24"/>
-        </w:rPr>
-        <w:t>existing findings</w:t>
+        <w:t>capturing existing findings</w:t>
       </w:r>
       <w:r>
         <w:rPr>
@@ -14446,25 +13085,7 @@
           <w:sz w:val="24"/>
           <w:szCs w:val="24"/>
         </w:rPr>
-        <w:t xml:space="preserve"> 7-month-olds in </w:t>
-      </w:r>
-      <w:proofErr w:type="spellStart"/>
-      <w:r>
-        <w:rPr>
-          <w:rFonts w:ascii="Times New Roman" w:hAnsi="Times New Roman" w:cs="Times New Roman"/>
-          <w:sz w:val="24"/>
-          <w:szCs w:val="24"/>
-        </w:rPr>
-        <w:t>Spelke</w:t>
-      </w:r>
-      <w:proofErr w:type="spellEnd"/>
-      <w:r>
-        <w:rPr>
-          <w:rFonts w:ascii="Times New Roman" w:hAnsi="Times New Roman" w:cs="Times New Roman"/>
-          <w:sz w:val="24"/>
-          <w:szCs w:val="24"/>
-        </w:rPr>
-        <w:t xml:space="preserve"> et al. (1995)</w:t>
+        <w:t xml:space="preserve"> 7-month-olds in Spelke et al. (1995)</w:t>
       </w:r>
       <w:r>
         <w:rPr>
@@ -14782,16 +13403,7 @@
           <w:sz w:val="24"/>
           <w:szCs w:val="24"/>
         </w:rPr>
-        <w:t xml:space="preserve">the Core Knowledge account provides no obvious </w:t>
-      </w:r>
-      <w:r>
-        <w:rPr>
-          <w:rFonts w:ascii="Times New Roman" w:hAnsi="Times New Roman" w:cs="Times New Roman"/>
-          <w:sz w:val="24"/>
-          <w:szCs w:val="24"/>
-        </w:rPr>
-        <w:lastRenderedPageBreak/>
-        <w:t xml:space="preserve">reason to expect the particular developmental progression predicted by the model, given its assumption that infants possess innate knowledge about the causal behavior of people and objects. </w:t>
+        <w:t xml:space="preserve">the Core Knowledge account provides no obvious reason to expect the particular developmental progression predicted by the model, given its assumption that infants possess innate knowledge about the causal behavior of people and objects. </w:t>
       </w:r>
       <w:r>
         <w:rPr>
@@ -14957,6 +13569,7 @@
           <w:sz w:val="24"/>
           <w:szCs w:val="24"/>
         </w:rPr>
+        <w:lastRenderedPageBreak/>
         <w:tab/>
       </w:r>
       <w:r>
@@ -15085,16 +13698,7 @@
           <w:sz w:val="24"/>
           <w:szCs w:val="24"/>
         </w:rPr>
-        <w:t xml:space="preserve">much like the sensorimotor connections in </w:t>
-      </w:r>
-      <w:proofErr w:type="spellStart"/>
-      <w:r>
-        <w:rPr>
-          <w:rFonts w:ascii="Times New Roman" w:hAnsi="Times New Roman" w:cs="Times New Roman"/>
-          <w:sz w:val="24"/>
-          <w:szCs w:val="24"/>
-        </w:rPr>
-        <w:t>Braitenberg</w:t>
+        <w:t>much like the sensorimotor connections in Braitenberg</w:t>
       </w:r>
       <w:r>
         <w:rPr>
@@ -15110,16 +13714,7 @@
           <w:sz w:val="24"/>
           <w:szCs w:val="24"/>
         </w:rPr>
-        <w:t>s</w:t>
-      </w:r>
-      <w:proofErr w:type="spellEnd"/>
-      <w:r>
-        <w:rPr>
-          <w:rFonts w:ascii="Times New Roman" w:hAnsi="Times New Roman" w:cs="Times New Roman"/>
-          <w:sz w:val="24"/>
-          <w:szCs w:val="24"/>
-        </w:rPr>
-        <w:t xml:space="preserve"> vehicles</w:t>
+        <w:t>s vehicles</w:t>
       </w:r>
       <w:r>
         <w:rPr>
@@ -15159,41 +13754,15 @@
           <w:sz w:val="24"/>
           <w:szCs w:val="24"/>
         </w:rPr>
-        <w:t xml:space="preserve">. In the same way that </w:t>
-      </w:r>
-      <w:r>
-        <w:rPr>
-          <w:rFonts w:ascii="Times New Roman" w:hAnsi="Times New Roman" w:cs="Times New Roman"/>
-          <w:sz w:val="24"/>
-          <w:szCs w:val="24"/>
-        </w:rPr>
-        <w:t xml:space="preserve">the </w:t>
-      </w:r>
-      <w:r>
-        <w:rPr>
-          <w:rFonts w:ascii="Times New Roman" w:hAnsi="Times New Roman" w:cs="Times New Roman"/>
-          <w:sz w:val="24"/>
-          <w:szCs w:val="24"/>
-        </w:rPr>
-        <w:t xml:space="preserve">seemingly intelligent and autonomous behaviors of </w:t>
-      </w:r>
-      <w:proofErr w:type="spellStart"/>
-      <w:r>
-        <w:rPr>
-          <w:rFonts w:ascii="Times New Roman" w:hAnsi="Times New Roman" w:cs="Times New Roman"/>
-          <w:sz w:val="24"/>
-          <w:szCs w:val="24"/>
-        </w:rPr>
-        <w:t>Braitenberg’s</w:t>
-      </w:r>
-      <w:proofErr w:type="spellEnd"/>
-      <w:r>
-        <w:rPr>
-          <w:rFonts w:ascii="Times New Roman" w:hAnsi="Times New Roman" w:cs="Times New Roman"/>
-          <w:sz w:val="24"/>
-          <w:szCs w:val="24"/>
-        </w:rPr>
-        <w:t xml:space="preserve"> vehicles can be explained without invoking the psychologically sophisticated mechanisms that </w:t>
+        <w:t xml:space="preserve">. In the same way that the </w:t>
+      </w:r>
+      <w:r>
+        <w:rPr>
+          <w:rFonts w:ascii="Times New Roman" w:hAnsi="Times New Roman" w:cs="Times New Roman"/>
+          <w:sz w:val="24"/>
+          <w:szCs w:val="24"/>
+        </w:rPr>
+        <w:t xml:space="preserve">seemingly intelligent and autonomous behaviors of Braitenberg’s vehicles can be explained without invoking the psychologically sophisticated mechanisms that </w:t>
       </w:r>
       <w:r>
         <w:rPr>
@@ -15273,29 +13842,7 @@
           <w:sz w:val="24"/>
           <w:szCs w:val="24"/>
         </w:rPr>
-        <w:t xml:space="preserve">Putting </w:t>
-      </w:r>
-      <w:proofErr w:type="spellStart"/>
-      <w:r>
-        <w:rPr>
-          <w:rFonts w:ascii="Times New Roman" w:hAnsi="Times New Roman" w:cs="Times New Roman"/>
-          <w:b/>
-          <w:bCs/>
-          <w:sz w:val="24"/>
-          <w:szCs w:val="24"/>
-        </w:rPr>
-        <w:t>Braitenberg’s</w:t>
-      </w:r>
-      <w:proofErr w:type="spellEnd"/>
-      <w:r>
-        <w:rPr>
-          <w:rFonts w:ascii="Times New Roman" w:hAnsi="Times New Roman" w:cs="Times New Roman"/>
-          <w:b/>
-          <w:bCs/>
-          <w:sz w:val="24"/>
-          <w:szCs w:val="24"/>
-        </w:rPr>
-        <w:t xml:space="preserve"> </w:t>
+        <w:t xml:space="preserve">Putting Braitenberg’s </w:t>
       </w:r>
       <w:r>
         <w:rPr>
@@ -15360,15 +13907,7 @@
           <w:sz w:val="24"/>
           <w:szCs w:val="24"/>
         </w:rPr>
-        <w:t>to</w:t>
-      </w:r>
-      <w:r>
-        <w:rPr>
-          <w:rFonts w:ascii="Times New Roman" w:hAnsi="Times New Roman" w:cs="Times New Roman"/>
-          <w:sz w:val="24"/>
-          <w:szCs w:val="24"/>
-        </w:rPr>
-        <w:t xml:space="preserve"> </w:t>
+        <w:t xml:space="preserve">to </w:t>
       </w:r>
       <w:r>
         <w:rPr>
@@ -15392,15 +13931,7 @@
           <w:sz w:val="24"/>
           <w:szCs w:val="24"/>
         </w:rPr>
-        <w:t>therefore</w:t>
-      </w:r>
-      <w:r>
-        <w:rPr>
-          <w:rFonts w:ascii="Times New Roman" w:hAnsi="Times New Roman" w:cs="Times New Roman"/>
-          <w:sz w:val="24"/>
-          <w:szCs w:val="24"/>
-        </w:rPr>
-        <w:t xml:space="preserve"> </w:t>
+        <w:t xml:space="preserve">therefore </w:t>
       </w:r>
       <w:r>
         <w:rPr>
@@ -15456,42 +13987,15 @@
           <w:sz w:val="24"/>
           <w:szCs w:val="24"/>
         </w:rPr>
-        <w:t xml:space="preserve">standard developmental-science approach of inferring underlying </w:t>
-      </w:r>
-      <w:proofErr w:type="gramStart"/>
-      <w:r>
-        <w:rPr>
-          <w:rFonts w:ascii="Times New Roman" w:hAnsi="Times New Roman" w:cs="Times New Roman"/>
-          <w:sz w:val="24"/>
-          <w:szCs w:val="24"/>
-        </w:rPr>
-        <w:t>mechanism</w:t>
-      </w:r>
-      <w:proofErr w:type="gramEnd"/>
-      <w:r>
-        <w:rPr>
-          <w:rFonts w:ascii="Times New Roman" w:hAnsi="Times New Roman" w:cs="Times New Roman"/>
-          <w:sz w:val="24"/>
-          <w:szCs w:val="24"/>
-        </w:rPr>
-        <w:t xml:space="preserve"> from observed behavior </w:t>
-      </w:r>
-      <w:r>
-        <w:rPr>
-          <w:rFonts w:ascii="Times New Roman" w:hAnsi="Times New Roman" w:cs="Times New Roman"/>
-          <w:sz w:val="24"/>
-          <w:szCs w:val="24"/>
-        </w:rPr>
-        <w:t xml:space="preserve">is </w:t>
-      </w:r>
-      <w:r>
-        <w:rPr>
-          <w:rFonts w:ascii="Times New Roman" w:hAnsi="Times New Roman" w:cs="Times New Roman"/>
-          <w:sz w:val="24"/>
-          <w:szCs w:val="24"/>
-        </w:rPr>
-        <w:lastRenderedPageBreak/>
-        <w:t xml:space="preserve">insufficient because, as </w:t>
+        <w:t xml:space="preserve">standard developmental-science approach of inferring underlying mechanism from observed behavior </w:t>
+      </w:r>
+      <w:r>
+        <w:rPr>
+          <w:rFonts w:ascii="Times New Roman" w:hAnsi="Times New Roman" w:cs="Times New Roman"/>
+          <w:sz w:val="24"/>
+          <w:szCs w:val="24"/>
+        </w:rPr>
+        <w:t xml:space="preserve">is insufficient because, as </w:t>
       </w:r>
       <w:r>
         <w:rPr>
@@ -15517,23 +14021,13 @@
         </w:rPr>
         <w:t xml:space="preserve"> woefully </w:t>
       </w:r>
-      <w:proofErr w:type="spellStart"/>
-      <w:r>
-        <w:rPr>
-          <w:rFonts w:ascii="Times New Roman" w:hAnsi="Times New Roman" w:cs="Times New Roman"/>
-          <w:sz w:val="24"/>
-          <w:szCs w:val="24"/>
-        </w:rPr>
-        <w:t>underconstrained</w:t>
-      </w:r>
-      <w:proofErr w:type="spellEnd"/>
-      <w:r>
-        <w:rPr>
-          <w:rFonts w:ascii="Times New Roman" w:hAnsi="Times New Roman" w:cs="Times New Roman"/>
-          <w:sz w:val="24"/>
-          <w:szCs w:val="24"/>
-        </w:rPr>
-        <w:t xml:space="preserve"> by behavior. </w:t>
+      <w:r>
+        <w:rPr>
+          <w:rFonts w:ascii="Times New Roman" w:hAnsi="Times New Roman" w:cs="Times New Roman"/>
+          <w:sz w:val="24"/>
+          <w:szCs w:val="24"/>
+        </w:rPr>
+        <w:t xml:space="preserve">underconstrained by behavior. </w:t>
       </w:r>
       <w:r>
         <w:rPr>
@@ -15690,15 +14184,7 @@
           <w:sz w:val="24"/>
           <w:szCs w:val="24"/>
         </w:rPr>
-        <w:t>candidate</w:t>
-      </w:r>
-      <w:r>
-        <w:rPr>
-          <w:rFonts w:ascii="Times New Roman" w:hAnsi="Times New Roman" w:cs="Times New Roman"/>
-          <w:sz w:val="24"/>
-          <w:szCs w:val="24"/>
-        </w:rPr>
-        <w:t xml:space="preserve"> </w:t>
+        <w:t xml:space="preserve">candidate </w:t>
       </w:r>
       <w:r>
         <w:rPr>
@@ -15746,7 +14232,16 @@
           <w:sz w:val="24"/>
           <w:szCs w:val="24"/>
         </w:rPr>
-        <w:t xml:space="preserve"> a computational model’s behavior</w:t>
+        <w:t xml:space="preserve"> a computational model’s </w:t>
+      </w:r>
+      <w:r>
+        <w:rPr>
+          <w:rFonts w:ascii="Times New Roman" w:hAnsi="Times New Roman" w:cs="Times New Roman"/>
+          <w:sz w:val="24"/>
+          <w:szCs w:val="24"/>
+        </w:rPr>
+        <w:lastRenderedPageBreak/>
+        <w:t>behavior</w:t>
       </w:r>
       <w:r>
         <w:rPr>
@@ -16025,25 +14520,7 @@
           <w:sz w:val="24"/>
           <w:szCs w:val="24"/>
         </w:rPr>
-        <w:t xml:space="preserve">discussed at length elsewhere (e.g., Mareschal &amp; Thomas, 2007; </w:t>
-      </w:r>
-      <w:proofErr w:type="spellStart"/>
-      <w:r>
-        <w:rPr>
-          <w:rFonts w:ascii="Times New Roman" w:hAnsi="Times New Roman" w:cs="Times New Roman"/>
-          <w:sz w:val="24"/>
-          <w:szCs w:val="24"/>
-        </w:rPr>
-        <w:t>Yermolayeva</w:t>
-      </w:r>
-      <w:proofErr w:type="spellEnd"/>
-      <w:r>
-        <w:rPr>
-          <w:rFonts w:ascii="Times New Roman" w:hAnsi="Times New Roman" w:cs="Times New Roman"/>
-          <w:sz w:val="24"/>
-          <w:szCs w:val="24"/>
-        </w:rPr>
-        <w:t xml:space="preserve"> &amp; Rakison, 2014)</w:t>
+        <w:t>discussed at length elsewhere (e.g., Mareschal &amp; Thomas, 2007; Yermolayeva &amp; Rakison, 2014)</w:t>
       </w:r>
       <w:r>
         <w:rPr>
@@ -16512,16 +14989,7 @@
           <w:sz w:val="24"/>
           <w:szCs w:val="24"/>
         </w:rPr>
-        <w:t xml:space="preserve"> whether </w:t>
-      </w:r>
-      <w:r>
-        <w:rPr>
-          <w:rFonts w:ascii="Times New Roman" w:hAnsi="Times New Roman" w:cs="Times New Roman"/>
-          <w:sz w:val="24"/>
-          <w:szCs w:val="24"/>
-        </w:rPr>
-        <w:lastRenderedPageBreak/>
-        <w:t>2-, 3-, and 4-year-olds could use a</w:t>
+        <w:t xml:space="preserve"> whether 2-, 3-, and 4-year-olds could use a</w:t>
       </w:r>
       <w:r>
         <w:rPr>
@@ -16693,7 +15161,16 @@
           <w:sz w:val="24"/>
           <w:szCs w:val="24"/>
         </w:rPr>
-        <w:t xml:space="preserve"> would be said to have used second-order correlation learning to make a causal inference. </w:t>
+        <w:t xml:space="preserve"> would be said to have used </w:t>
+      </w:r>
+      <w:r>
+        <w:rPr>
+          <w:rFonts w:ascii="Times New Roman" w:hAnsi="Times New Roman" w:cs="Times New Roman"/>
+          <w:sz w:val="24"/>
+          <w:szCs w:val="24"/>
+        </w:rPr>
+        <w:lastRenderedPageBreak/>
+        <w:t xml:space="preserve">second-order correlation learning to make a causal inference. </w:t>
       </w:r>
       <w:r>
         <w:rPr>
@@ -17183,15 +15660,7 @@
           <w:sz w:val="24"/>
           <w:szCs w:val="24"/>
         </w:rPr>
-        <w:t>is unresolved whether</w:t>
-      </w:r>
-      <w:r>
-        <w:rPr>
-          <w:rFonts w:ascii="Times New Roman" w:hAnsi="Times New Roman" w:cs="Times New Roman"/>
-          <w:sz w:val="24"/>
-          <w:szCs w:val="24"/>
-        </w:rPr>
-        <w:t xml:space="preserve"> </w:t>
+        <w:t xml:space="preserve">is unresolved whether </w:t>
       </w:r>
       <w:r>
         <w:rPr>
@@ -17311,23 +15780,7 @@
           <w:sz w:val="24"/>
           <w:szCs w:val="24"/>
         </w:rPr>
-        <w:t>offer</w:t>
-      </w:r>
-      <w:r>
-        <w:rPr>
-          <w:rFonts w:ascii="Times New Roman" w:hAnsi="Times New Roman" w:cs="Times New Roman"/>
-          <w:sz w:val="24"/>
-          <w:szCs w:val="24"/>
-        </w:rPr>
-        <w:t>ed</w:t>
-      </w:r>
-      <w:r>
-        <w:rPr>
-          <w:rFonts w:ascii="Times New Roman" w:hAnsi="Times New Roman" w:cs="Times New Roman"/>
-          <w:sz w:val="24"/>
-          <w:szCs w:val="24"/>
-        </w:rPr>
-        <w:t xml:space="preserve"> </w:t>
+        <w:t xml:space="preserve">offered </w:t>
       </w:r>
       <w:r>
         <w:rPr>
@@ -17383,25 +15836,7 @@
           <w:sz w:val="24"/>
           <w:szCs w:val="24"/>
         </w:rPr>
-        <w:t xml:space="preserve"> a means of putting </w:t>
-      </w:r>
-      <w:proofErr w:type="spellStart"/>
-      <w:r>
-        <w:rPr>
-          <w:rFonts w:ascii="Times New Roman" w:hAnsi="Times New Roman" w:cs="Times New Roman"/>
-          <w:sz w:val="24"/>
-          <w:szCs w:val="24"/>
-        </w:rPr>
-        <w:t>Braitenberg’s</w:t>
-      </w:r>
-      <w:proofErr w:type="spellEnd"/>
-      <w:r>
-        <w:rPr>
-          <w:rFonts w:ascii="Times New Roman" w:hAnsi="Times New Roman" w:cs="Times New Roman"/>
-          <w:sz w:val="24"/>
-          <w:szCs w:val="24"/>
-        </w:rPr>
-        <w:t xml:space="preserve"> dictum into practice.</w:t>
+        <w:t xml:space="preserve"> a means of putting Braitenberg’s dictum into practice.</w:t>
       </w:r>
       <w:r>
         <w:rPr>
@@ -17465,7 +15900,6 @@
           <w:sz w:val="24"/>
           <w:szCs w:val="24"/>
         </w:rPr>
-        <w:lastRenderedPageBreak/>
         <w:t>mechanistically explicit</w:t>
       </w:r>
       <w:r>
@@ -17601,25 +16035,7 @@
           <w:szCs w:val="24"/>
         </w:rPr>
         <w:tab/>
-        <w:t xml:space="preserve">The central lesson of </w:t>
-      </w:r>
-      <w:proofErr w:type="spellStart"/>
-      <w:r>
-        <w:rPr>
-          <w:rFonts w:ascii="Times New Roman" w:hAnsi="Times New Roman" w:cs="Times New Roman"/>
-          <w:sz w:val="24"/>
-          <w:szCs w:val="24"/>
-        </w:rPr>
-        <w:t>Braitenberg’s</w:t>
-      </w:r>
-      <w:proofErr w:type="spellEnd"/>
-      <w:r>
-        <w:rPr>
-          <w:rFonts w:ascii="Times New Roman" w:hAnsi="Times New Roman" w:cs="Times New Roman"/>
-          <w:sz w:val="24"/>
-          <w:szCs w:val="24"/>
-        </w:rPr>
-        <w:t xml:space="preserve"> </w:t>
+        <w:t xml:space="preserve">The central lesson of Braitenberg’s </w:t>
       </w:r>
       <w:r>
         <w:rPr>
@@ -17701,7 +16117,16 @@
           <w:sz w:val="24"/>
           <w:szCs w:val="24"/>
         </w:rPr>
-        <w:t>, arise from relatively simple ones. The goal of this chapter was to demonstrate th</w:t>
+        <w:t xml:space="preserve">, arise from </w:t>
+      </w:r>
+      <w:r>
+        <w:rPr>
+          <w:rFonts w:ascii="Times New Roman" w:hAnsi="Times New Roman" w:cs="Times New Roman"/>
+          <w:sz w:val="24"/>
+          <w:szCs w:val="24"/>
+        </w:rPr>
+        <w:lastRenderedPageBreak/>
+        <w:t>relatively simple ones. The goal of this chapter was to demonstrate th</w:t>
       </w:r>
       <w:r>
         <w:rPr>
@@ -17877,15 +16302,7 @@
           <w:sz w:val="24"/>
           <w:szCs w:val="24"/>
         </w:rPr>
-        <w:t>demonstrate</w:t>
-      </w:r>
-      <w:r>
-        <w:rPr>
-          <w:rFonts w:ascii="Times New Roman" w:hAnsi="Times New Roman" w:cs="Times New Roman"/>
-          <w:sz w:val="24"/>
-          <w:szCs w:val="24"/>
-        </w:rPr>
-        <w:t xml:space="preserve"> </w:t>
+        <w:t xml:space="preserve">demonstrate </w:t>
       </w:r>
       <w:r>
         <w:rPr>
@@ -18045,23 +16462,7 @@
           <w:sz w:val="24"/>
           <w:szCs w:val="24"/>
         </w:rPr>
-        <w:t>deriv</w:t>
-      </w:r>
-      <w:r>
-        <w:rPr>
-          <w:rFonts w:ascii="Times New Roman" w:hAnsi="Times New Roman" w:cs="Times New Roman"/>
-          <w:sz w:val="24"/>
-          <w:szCs w:val="24"/>
-        </w:rPr>
-        <w:t>ing</w:t>
-      </w:r>
-      <w:r>
-        <w:rPr>
-          <w:rFonts w:ascii="Times New Roman" w:hAnsi="Times New Roman" w:cs="Times New Roman"/>
-          <w:sz w:val="24"/>
-          <w:szCs w:val="24"/>
-        </w:rPr>
-        <w:t xml:space="preserve"> </w:t>
+        <w:t xml:space="preserve">deriving </w:t>
       </w:r>
       <w:r>
         <w:rPr>
@@ -18109,23 +16510,7 @@
           <w:sz w:val="24"/>
           <w:szCs w:val="24"/>
         </w:rPr>
-        <w:t>evaluat</w:t>
-      </w:r>
-      <w:r>
-        <w:rPr>
-          <w:rFonts w:ascii="Times New Roman" w:hAnsi="Times New Roman" w:cs="Times New Roman"/>
-          <w:sz w:val="24"/>
-          <w:szCs w:val="24"/>
-        </w:rPr>
-        <w:t>ing</w:t>
-      </w:r>
-      <w:r>
-        <w:rPr>
-          <w:rFonts w:ascii="Times New Roman" w:hAnsi="Times New Roman" w:cs="Times New Roman"/>
-          <w:sz w:val="24"/>
-          <w:szCs w:val="24"/>
-        </w:rPr>
-        <w:t xml:space="preserve"> </w:t>
+        <w:t xml:space="preserve">evaluating </w:t>
       </w:r>
       <w:r>
         <w:rPr>
